--- a/js-agv8/temp/parsed.docx
+++ b/js-agv8/temp/parsed.docx
@@ -7,7 +7,7 @@
         <w:pStyle w:val="Heading1"/>
       </w:pPr>
       <w:r>
-        <w:t xml:space="preserve">Attendance Data - April 2026</w:t>
+        <w:t xml:space="preserve">Attendance Data - May 2026</w:t>
       </w:r>
     </w:p>
     <w:p>
@@ -222,18 +222,18 @@
                 <w:sz w:val="18"/>
                 <w:szCs w:val="18"/>
               </w:rPr>
-              <w:t xml:space="preserve">23</w:t>
-            </w:r>
-          </w:p>
-        </w:tc>
-        <w:tc>
-          <w:p>
-            <w:r>
-              <w:rPr>
-                <w:sz w:val="18"/>
-                <w:szCs w:val="18"/>
-              </w:rPr>
-              <w:t xml:space="preserve">1, 2, 5, 6, 7, 8, 9, 12, 13, 15, 16, 18, 19, 20, 21, 22, 23, 25, 26, 27, 28, 29, 30</w:t>
+              <w:t xml:space="preserve">15</w:t>
+            </w:r>
+          </w:p>
+        </w:tc>
+        <w:tc>
+          <w:p>
+            <w:r>
+              <w:rPr>
+                <w:sz w:val="18"/>
+                <w:szCs w:val="18"/>
+              </w:rPr>
+              <w:t xml:space="preserve">3, 4, 5, 6, 7, 10, 11, 12, 13, 14, 17, 18, 19, 20, 21</w:t>
             </w:r>
           </w:p>
         </w:tc>
@@ -290,40 +290,40 @@
                 <w:sz w:val="18"/>
                 <w:szCs w:val="18"/>
               </w:rPr>
-              <w:t xml:space="preserve">22</w:t>
-            </w:r>
-          </w:p>
-        </w:tc>
-        <w:tc>
-          <w:p>
-            <w:r>
-              <w:rPr>
-                <w:sz w:val="18"/>
-                <w:szCs w:val="18"/>
-              </w:rPr>
-              <w:t xml:space="preserve">0</w:t>
-            </w:r>
-          </w:p>
-        </w:tc>
-        <w:tc>
-          <w:p>
-            <w:r>
-              <w:rPr>
-                <w:sz w:val="18"/>
-                <w:szCs w:val="18"/>
-              </w:rPr>
-              <w:t xml:space="preserve">1</w:t>
-            </w:r>
-          </w:p>
-        </w:tc>
-        <w:tc>
-          <w:p>
-            <w:r>
-              <w:rPr>
-                <w:sz w:val="18"/>
-                <w:szCs w:val="18"/>
-              </w:rPr>
-              <w:t xml:space="preserve">21</w:t>
+              <w:t xml:space="preserve">16</w:t>
+            </w:r>
+          </w:p>
+        </w:tc>
+        <w:tc>
+          <w:p>
+            <w:r>
+              <w:rPr>
+                <w:sz w:val="18"/>
+                <w:szCs w:val="18"/>
+              </w:rPr>
+              <w:t xml:space="preserve">0</w:t>
+            </w:r>
+          </w:p>
+        </w:tc>
+        <w:tc>
+          <w:p>
+            <w:r>
+              <w:rPr>
+                <w:sz w:val="18"/>
+                <w:szCs w:val="18"/>
+              </w:rPr>
+              <w:t xml:space="preserve">0</w:t>
+            </w:r>
+          </w:p>
+        </w:tc>
+        <w:tc>
+          <w:p>
+            <w:r>
+              <w:rPr>
+                <w:sz w:val="18"/>
+                <w:szCs w:val="18"/>
+              </w:rPr>
+              <w:t xml:space="preserve"/>
             </w:r>
           </w:p>
         </w:tc>
@@ -380,18 +380,18 @@
                 <w:sz w:val="18"/>
                 <w:szCs w:val="18"/>
               </w:rPr>
-              <w:t xml:space="preserve">21</w:t>
-            </w:r>
-          </w:p>
-        </w:tc>
-        <w:tc>
-          <w:p>
-            <w:r>
-              <w:rPr>
-                <w:sz w:val="18"/>
-                <w:szCs w:val="18"/>
-              </w:rPr>
-              <w:t xml:space="preserve">2</w:t>
+              <w:t xml:space="preserve">16</w:t>
+            </w:r>
+          </w:p>
+        </w:tc>
+        <w:tc>
+          <w:p>
+            <w:r>
+              <w:rPr>
+                <w:sz w:val="18"/>
+                <w:szCs w:val="18"/>
+              </w:rPr>
+              <w:t xml:space="preserve">0</w:t>
             </w:r>
           </w:p>
         </w:tc>
@@ -448,7 +448,7 @@
                 <w:sz w:val="18"/>
                 <w:szCs w:val="18"/>
               </w:rPr>
-              <w:t xml:space="preserve">Farida Yesmin Tamanna</w:t>
+              <w:t xml:space="preserve">Fatema Akter Mili</w:t>
             </w:r>
           </w:p>
         </w:tc>
@@ -470,7 +470,7 @@
                 <w:sz w:val="18"/>
                 <w:szCs w:val="18"/>
               </w:rPr>
-              <w:t xml:space="preserve">23</w:t>
+              <w:t xml:space="preserve">15</w:t>
             </w:r>
           </w:p>
         </w:tc>
@@ -538,7 +538,7 @@
                 <w:sz w:val="18"/>
                 <w:szCs w:val="18"/>
               </w:rPr>
-              <w:t xml:space="preserve">Fatema Akter Mili</w:t>
+              <w:t xml:space="preserve">Farida Yesmin Tamanna</w:t>
             </w:r>
           </w:p>
         </w:tc>
@@ -560,7 +560,7 @@
                 <w:sz w:val="18"/>
                 <w:szCs w:val="18"/>
               </w:rPr>
-              <w:t xml:space="preserve">23</w:t>
+              <w:t xml:space="preserve">16</w:t>
             </w:r>
           </w:p>
         </w:tc>
@@ -650,7 +650,7 @@
                 <w:sz w:val="18"/>
                 <w:szCs w:val="18"/>
               </w:rPr>
-              <w:t xml:space="preserve">23</w:t>
+              <w:t xml:space="preserve">16</w:t>
             </w:r>
           </w:p>
         </w:tc>
@@ -740,40 +740,40 @@
                 <w:sz w:val="18"/>
                 <w:szCs w:val="18"/>
               </w:rPr>
-              <w:t xml:space="preserve">9</w:t>
-            </w:r>
-          </w:p>
-        </w:tc>
-        <w:tc>
-          <w:p>
-            <w:r>
-              <w:rPr>
-                <w:sz w:val="18"/>
-                <w:szCs w:val="18"/>
-              </w:rPr>
-              <w:t xml:space="preserve">0</w:t>
-            </w:r>
-          </w:p>
-        </w:tc>
-        <w:tc>
-          <w:p>
-            <w:r>
-              <w:rPr>
-                <w:sz w:val="18"/>
-                <w:szCs w:val="18"/>
-              </w:rPr>
-              <w:t xml:space="preserve">14</w:t>
-            </w:r>
-          </w:p>
-        </w:tc>
-        <w:tc>
-          <w:p>
-            <w:r>
-              <w:rPr>
-                <w:sz w:val="18"/>
-                <w:szCs w:val="18"/>
-              </w:rPr>
-              <w:t xml:space="preserve">1, 2, 5, 6, 7, 8, 9, 12, 13, 15, 16, 18, 19, 20</w:t>
+              <w:t xml:space="preserve">15</w:t>
+            </w:r>
+          </w:p>
+        </w:tc>
+        <w:tc>
+          <w:p>
+            <w:r>
+              <w:rPr>
+                <w:sz w:val="18"/>
+                <w:szCs w:val="18"/>
+              </w:rPr>
+              <w:t xml:space="preserve">0</w:t>
+            </w:r>
+          </w:p>
+        </w:tc>
+        <w:tc>
+          <w:p>
+            <w:r>
+              <w:rPr>
+                <w:sz w:val="18"/>
+                <w:szCs w:val="18"/>
+              </w:rPr>
+              <w:t xml:space="preserve">1</w:t>
+            </w:r>
+          </w:p>
+        </w:tc>
+        <w:tc>
+          <w:p>
+            <w:r>
+              <w:rPr>
+                <w:sz w:val="18"/>
+                <w:szCs w:val="18"/>
+              </w:rPr>
+              <w:t xml:space="preserve">11</w:t>
             </w:r>
           </w:p>
         </w:tc>
@@ -830,7 +830,40 @@
                 <w:sz w:val="18"/>
                 <w:szCs w:val="18"/>
               </w:rPr>
-              <w:t xml:space="preserve">22</w:t>
+              <w:t xml:space="preserve">13</w:t>
+            </w:r>
+          </w:p>
+        </w:tc>
+        <w:tc>
+          <w:p>
+            <w:r>
+              <w:rPr>
+                <w:sz w:val="18"/>
+                <w:szCs w:val="18"/>
+              </w:rPr>
+              <w:t xml:space="preserve">3</w:t>
+            </w:r>
+          </w:p>
+        </w:tc>
+        <w:tc>
+          <w:p>
+            <w:r>
+              <w:rPr>
+                <w:sz w:val="18"/>
+                <w:szCs w:val="18"/>
+              </w:rPr>
+              <w:t xml:space="preserve">0</w:t>
+            </w:r>
+          </w:p>
+        </w:tc>
+        <w:tc>
+          <w:p>
+            <w:r>
+              <w:rPr>
+                <w:sz w:val="18"/>
+                <w:szCs w:val="18"/>
+              </w:rPr>
+              <w:t xml:space="preserve"/>
             </w:r>
           </w:p>
         </w:tc>
@@ -852,40 +885,7 @@
                 <w:sz w:val="18"/>
                 <w:szCs w:val="18"/>
               </w:rPr>
-              <w:t xml:space="preserve">0</w:t>
-            </w:r>
-          </w:p>
-        </w:tc>
-        <w:tc>
-          <w:p>
-            <w:r>
-              <w:rPr>
-                <w:sz w:val="18"/>
-                <w:szCs w:val="18"/>
-              </w:rPr>
-              <w:t xml:space="preserve"/>
-            </w:r>
-          </w:p>
-        </w:tc>
-        <w:tc>
-          <w:p>
-            <w:r>
-              <w:rPr>
-                <w:sz w:val="18"/>
-                <w:szCs w:val="18"/>
-              </w:rPr>
-              <w:t xml:space="preserve">2</w:t>
-            </w:r>
-          </w:p>
-        </w:tc>
-        <w:tc>
-          <w:p>
-            <w:r>
-              <w:rPr>
-                <w:sz w:val="18"/>
-                <w:szCs w:val="18"/>
-              </w:rPr>
-              <w:t xml:space="preserve">2(5m), 19(4m)</w:t>
+              <w:t xml:space="preserve">18(5m)</w:t>
             </w:r>
           </w:p>
         </w:tc>
@@ -920,40 +920,40 @@
                 <w:sz w:val="18"/>
                 <w:szCs w:val="18"/>
               </w:rPr>
-              <w:t xml:space="preserve">21</w:t>
-            </w:r>
-          </w:p>
-        </w:tc>
-        <w:tc>
-          <w:p>
-            <w:r>
-              <w:rPr>
-                <w:sz w:val="18"/>
-                <w:szCs w:val="18"/>
-              </w:rPr>
-              <w:t xml:space="preserve">0</w:t>
-            </w:r>
-          </w:p>
-        </w:tc>
-        <w:tc>
-          <w:p>
-            <w:r>
-              <w:rPr>
-                <w:sz w:val="18"/>
-                <w:szCs w:val="18"/>
-              </w:rPr>
-              <w:t xml:space="preserve">2</w:t>
-            </w:r>
-          </w:p>
-        </w:tc>
-        <w:tc>
-          <w:p>
-            <w:r>
-              <w:rPr>
-                <w:sz w:val="18"/>
-                <w:szCs w:val="18"/>
-              </w:rPr>
-              <w:t xml:space="preserve">1, 2</w:t>
+              <w:t xml:space="preserve">16</w:t>
+            </w:r>
+          </w:p>
+        </w:tc>
+        <w:tc>
+          <w:p>
+            <w:r>
+              <w:rPr>
+                <w:sz w:val="18"/>
+                <w:szCs w:val="18"/>
+              </w:rPr>
+              <w:t xml:space="preserve">0</w:t>
+            </w:r>
+          </w:p>
+        </w:tc>
+        <w:tc>
+          <w:p>
+            <w:r>
+              <w:rPr>
+                <w:sz w:val="18"/>
+                <w:szCs w:val="18"/>
+              </w:rPr>
+              <w:t xml:space="preserve">0</w:t>
+            </w:r>
+          </w:p>
+        </w:tc>
+        <w:tc>
+          <w:p>
+            <w:r>
+              <w:rPr>
+                <w:sz w:val="18"/>
+                <w:szCs w:val="18"/>
+              </w:rPr>
+              <w:t xml:space="preserve"/>
             </w:r>
           </w:p>
         </w:tc>
@@ -1010,62 +1010,62 @@
                 <w:sz w:val="18"/>
                 <w:szCs w:val="18"/>
               </w:rPr>
-              <w:t xml:space="preserve">21</w:t>
-            </w:r>
-          </w:p>
-        </w:tc>
-        <w:tc>
-          <w:p>
-            <w:r>
-              <w:rPr>
-                <w:sz w:val="18"/>
-                <w:szCs w:val="18"/>
-              </w:rPr>
-              <w:t xml:space="preserve">3</w:t>
-            </w:r>
-          </w:p>
-        </w:tc>
-        <w:tc>
-          <w:p>
-            <w:r>
-              <w:rPr>
-                <w:sz w:val="18"/>
-                <w:szCs w:val="18"/>
-              </w:rPr>
-              <w:t xml:space="preserve">0</w:t>
-            </w:r>
-          </w:p>
-        </w:tc>
-        <w:tc>
-          <w:p>
-            <w:r>
-              <w:rPr>
-                <w:sz w:val="18"/>
-                <w:szCs w:val="18"/>
-              </w:rPr>
-              <w:t xml:space="preserve"/>
-            </w:r>
-          </w:p>
-        </w:tc>
-        <w:tc>
-          <w:p>
-            <w:r>
-              <w:rPr>
-                <w:sz w:val="18"/>
-                <w:szCs w:val="18"/>
-              </w:rPr>
-              <w:t xml:space="preserve">0</w:t>
-            </w:r>
-          </w:p>
-        </w:tc>
-        <w:tc>
-          <w:p>
-            <w:r>
-              <w:rPr>
-                <w:sz w:val="18"/>
-                <w:szCs w:val="18"/>
-              </w:rPr>
-              <w:t xml:space="preserve"/>
+              <w:t xml:space="preserve">16</w:t>
+            </w:r>
+          </w:p>
+        </w:tc>
+        <w:tc>
+          <w:p>
+            <w:r>
+              <w:rPr>
+                <w:sz w:val="18"/>
+                <w:szCs w:val="18"/>
+              </w:rPr>
+              <w:t xml:space="preserve">0</w:t>
+            </w:r>
+          </w:p>
+        </w:tc>
+        <w:tc>
+          <w:p>
+            <w:r>
+              <w:rPr>
+                <w:sz w:val="18"/>
+                <w:szCs w:val="18"/>
+              </w:rPr>
+              <w:t xml:space="preserve">0</w:t>
+            </w:r>
+          </w:p>
+        </w:tc>
+        <w:tc>
+          <w:p>
+            <w:r>
+              <w:rPr>
+                <w:sz w:val="18"/>
+                <w:szCs w:val="18"/>
+              </w:rPr>
+              <w:t xml:space="preserve"/>
+            </w:r>
+          </w:p>
+        </w:tc>
+        <w:tc>
+          <w:p>
+            <w:r>
+              <w:rPr>
+                <w:sz w:val="18"/>
+                <w:szCs w:val="18"/>
+              </w:rPr>
+              <w:t xml:space="preserve">1</w:t>
+            </w:r>
+          </w:p>
+        </w:tc>
+        <w:tc>
+          <w:p>
+            <w:r>
+              <w:rPr>
+                <w:sz w:val="18"/>
+                <w:szCs w:val="18"/>
+              </w:rPr>
+              <w:t xml:space="preserve">10(1m)</w:t>
             </w:r>
           </w:p>
         </w:tc>
@@ -1100,62 +1100,62 @@
                 <w:sz w:val="18"/>
                 <w:szCs w:val="18"/>
               </w:rPr>
-              <w:t xml:space="preserve">23</w:t>
-            </w:r>
-          </w:p>
-        </w:tc>
-        <w:tc>
-          <w:p>
-            <w:r>
-              <w:rPr>
-                <w:sz w:val="18"/>
-                <w:szCs w:val="18"/>
-              </w:rPr>
-              <w:t xml:space="preserve">0</w:t>
-            </w:r>
-          </w:p>
-        </w:tc>
-        <w:tc>
-          <w:p>
-            <w:r>
-              <w:rPr>
-                <w:sz w:val="18"/>
-                <w:szCs w:val="18"/>
-              </w:rPr>
-              <w:t xml:space="preserve">0</w:t>
-            </w:r>
-          </w:p>
-        </w:tc>
-        <w:tc>
-          <w:p>
-            <w:r>
-              <w:rPr>
-                <w:sz w:val="18"/>
-                <w:szCs w:val="18"/>
-              </w:rPr>
-              <w:t xml:space="preserve"/>
-            </w:r>
-          </w:p>
-        </w:tc>
-        <w:tc>
-          <w:p>
-            <w:r>
-              <w:rPr>
-                <w:sz w:val="18"/>
-                <w:szCs w:val="18"/>
-              </w:rPr>
-              <w:t xml:space="preserve">1</w:t>
-            </w:r>
-          </w:p>
-        </w:tc>
-        <w:tc>
-          <w:p>
-            <w:r>
-              <w:rPr>
-                <w:sz w:val="18"/>
-                <w:szCs w:val="18"/>
-              </w:rPr>
-              <w:t xml:space="preserve">7(1m)</w:t>
+              <w:t xml:space="preserve">16</w:t>
+            </w:r>
+          </w:p>
+        </w:tc>
+        <w:tc>
+          <w:p>
+            <w:r>
+              <w:rPr>
+                <w:sz w:val="18"/>
+                <w:szCs w:val="18"/>
+              </w:rPr>
+              <w:t xml:space="preserve">0</w:t>
+            </w:r>
+          </w:p>
+        </w:tc>
+        <w:tc>
+          <w:p>
+            <w:r>
+              <w:rPr>
+                <w:sz w:val="18"/>
+                <w:szCs w:val="18"/>
+              </w:rPr>
+              <w:t xml:space="preserve">0</w:t>
+            </w:r>
+          </w:p>
+        </w:tc>
+        <w:tc>
+          <w:p>
+            <w:r>
+              <w:rPr>
+                <w:sz w:val="18"/>
+                <w:szCs w:val="18"/>
+              </w:rPr>
+              <w:t xml:space="preserve"/>
+            </w:r>
+          </w:p>
+        </w:tc>
+        <w:tc>
+          <w:p>
+            <w:r>
+              <w:rPr>
+                <w:sz w:val="18"/>
+                <w:szCs w:val="18"/>
+              </w:rPr>
+              <w:t xml:space="preserve">3</w:t>
+            </w:r>
+          </w:p>
+        </w:tc>
+        <w:tc>
+          <w:p>
+            <w:r>
+              <w:rPr>
+                <w:sz w:val="18"/>
+                <w:szCs w:val="18"/>
+              </w:rPr>
+              <w:t xml:space="preserve">4(1m), 20(7m), 21(1m)</w:t>
             </w:r>
           </w:p>
         </w:tc>
@@ -1190,40 +1190,18 @@
                 <w:sz w:val="18"/>
                 <w:szCs w:val="18"/>
               </w:rPr>
-              <w:t xml:space="preserve">23</w:t>
-            </w:r>
-          </w:p>
-        </w:tc>
-        <w:tc>
-          <w:p>
-            <w:r>
-              <w:rPr>
-                <w:sz w:val="18"/>
-                <w:szCs w:val="18"/>
-              </w:rPr>
-              <w:t xml:space="preserve">0</w:t>
-            </w:r>
-          </w:p>
-        </w:tc>
-        <w:tc>
-          <w:p>
-            <w:r>
-              <w:rPr>
-                <w:sz w:val="18"/>
-                <w:szCs w:val="18"/>
-              </w:rPr>
-              <w:t xml:space="preserve">0</w:t>
-            </w:r>
-          </w:p>
-        </w:tc>
-        <w:tc>
-          <w:p>
-            <w:r>
-              <w:rPr>
-                <w:sz w:val="18"/>
-                <w:szCs w:val="18"/>
-              </w:rPr>
-              <w:t xml:space="preserve"/>
+              <w:t xml:space="preserve">15</w:t>
+            </w:r>
+          </w:p>
+        </w:tc>
+        <w:tc>
+          <w:p>
+            <w:r>
+              <w:rPr>
+                <w:sz w:val="18"/>
+                <w:szCs w:val="18"/>
+              </w:rPr>
+              <w:t xml:space="preserve">0</w:t>
             </w:r>
           </w:p>
         </w:tc>
@@ -1245,7 +1223,29 @@
                 <w:sz w:val="18"/>
                 <w:szCs w:val="18"/>
               </w:rPr>
-              <w:t xml:space="preserve">21(62m)</w:t>
+              <w:t xml:space="preserve">14</w:t>
+            </w:r>
+          </w:p>
+        </w:tc>
+        <w:tc>
+          <w:p>
+            <w:r>
+              <w:rPr>
+                <w:sz w:val="18"/>
+                <w:szCs w:val="18"/>
+              </w:rPr>
+              <w:t xml:space="preserve">0</w:t>
+            </w:r>
+          </w:p>
+        </w:tc>
+        <w:tc>
+          <w:p>
+            <w:r>
+              <w:rPr>
+                <w:sz w:val="18"/>
+                <w:szCs w:val="18"/>
+              </w:rPr>
+              <w:t xml:space="preserve"/>
             </w:r>
           </w:p>
         </w:tc>
@@ -1280,7 +1280,40 @@
                 <w:sz w:val="18"/>
                 <w:szCs w:val="18"/>
               </w:rPr>
-              <w:t xml:space="preserve">20</w:t>
+              <w:t xml:space="preserve">15</w:t>
+            </w:r>
+          </w:p>
+        </w:tc>
+        <w:tc>
+          <w:p>
+            <w:r>
+              <w:rPr>
+                <w:sz w:val="18"/>
+                <w:szCs w:val="18"/>
+              </w:rPr>
+              <w:t xml:space="preserve">0</w:t>
+            </w:r>
+          </w:p>
+        </w:tc>
+        <w:tc>
+          <w:p>
+            <w:r>
+              <w:rPr>
+                <w:sz w:val="18"/>
+                <w:szCs w:val="18"/>
+              </w:rPr>
+              <w:t xml:space="preserve">0</w:t>
+            </w:r>
+          </w:p>
+        </w:tc>
+        <w:tc>
+          <w:p>
+            <w:r>
+              <w:rPr>
+                <w:sz w:val="18"/>
+                <w:szCs w:val="18"/>
+              </w:rPr>
+              <w:t xml:space="preserve"/>
             </w:r>
           </w:p>
         </w:tc>
@@ -1302,40 +1335,7 @@
                 <w:sz w:val="18"/>
                 <w:szCs w:val="18"/>
               </w:rPr>
-              <w:t xml:space="preserve">2</w:t>
-            </w:r>
-          </w:p>
-        </w:tc>
-        <w:tc>
-          <w:p>
-            <w:r>
-              <w:rPr>
-                <w:sz w:val="18"/>
-                <w:szCs w:val="18"/>
-              </w:rPr>
-              <w:t xml:space="preserve">1, 9</w:t>
-            </w:r>
-          </w:p>
-        </w:tc>
-        <w:tc>
-          <w:p>
-            <w:r>
-              <w:rPr>
-                <w:sz w:val="18"/>
-                <w:szCs w:val="18"/>
-              </w:rPr>
-              <w:t xml:space="preserve">3</w:t>
-            </w:r>
-          </w:p>
-        </w:tc>
-        <w:tc>
-          <w:p>
-            <w:r>
-              <w:rPr>
-                <w:sz w:val="18"/>
-                <w:szCs w:val="18"/>
-              </w:rPr>
-              <w:t xml:space="preserve">16(2m), 19(10m), 26(9m)</w:t>
+              <w:t xml:space="preserve">14(35m)</w:t>
             </w:r>
           </w:p>
         </w:tc>
@@ -1370,7 +1370,7 @@
                 <w:sz w:val="18"/>
                 <w:szCs w:val="18"/>
               </w:rPr>
-              <w:t xml:space="preserve">22</w:t>
+              <w:t xml:space="preserve">15</w:t>
             </w:r>
           </w:p>
         </w:tc>
@@ -1403,29 +1403,29 @@
                 <w:sz w:val="18"/>
                 <w:szCs w:val="18"/>
               </w:rPr>
-              <w:t xml:space="preserve">30</w:t>
-            </w:r>
-          </w:p>
-        </w:tc>
-        <w:tc>
-          <w:p>
-            <w:r>
-              <w:rPr>
-                <w:sz w:val="18"/>
-                <w:szCs w:val="18"/>
-              </w:rPr>
-              <w:t xml:space="preserve">0</w:t>
-            </w:r>
-          </w:p>
-        </w:tc>
-        <w:tc>
-          <w:p>
-            <w:r>
-              <w:rPr>
-                <w:sz w:val="18"/>
-                <w:szCs w:val="18"/>
-              </w:rPr>
-              <w:t xml:space="preserve"/>
+              <w:t xml:space="preserve">3</w:t>
+            </w:r>
+          </w:p>
+        </w:tc>
+        <w:tc>
+          <w:p>
+            <w:r>
+              <w:rPr>
+                <w:sz w:val="18"/>
+                <w:szCs w:val="18"/>
+              </w:rPr>
+              <w:t xml:space="preserve">14</w:t>
+            </w:r>
+          </w:p>
+        </w:tc>
+        <w:tc>
+          <w:p>
+            <w:r>
+              <w:rPr>
+                <w:sz w:val="18"/>
+                <w:szCs w:val="18"/>
+              </w:rPr>
+              <w:t xml:space="preserve">4(34m), 5(39m), 6(34m), 7(34m), 10(20m), 11(40m), 12(36m), 13(35m), 14(9m), 17(41m), 18(14m), 19(23m), 20(37m), 21(9m)</w:t>
             </w:r>
           </w:p>
         </w:tc>
@@ -1460,7 +1460,7 @@
                 <w:sz w:val="18"/>
                 <w:szCs w:val="18"/>
               </w:rPr>
-              <w:t xml:space="preserve">23</w:t>
+              <w:t xml:space="preserve">15</w:t>
             </w:r>
           </w:p>
         </w:tc>
@@ -1528,7 +1528,7 @@
                 <w:sz w:val="18"/>
                 <w:szCs w:val="18"/>
               </w:rPr>
-              <w:t xml:space="preserve">Mohoshina Shifa</w:t>
+              <w:t xml:space="preserve">Mohoshina Shifa Buble</w:t>
             </w:r>
           </w:p>
         </w:tc>
@@ -1550,40 +1550,40 @@
                 <w:sz w:val="18"/>
                 <w:szCs w:val="18"/>
               </w:rPr>
-              <w:t xml:space="preserve">23</w:t>
-            </w:r>
-          </w:p>
-        </w:tc>
-        <w:tc>
-          <w:p>
-            <w:r>
-              <w:rPr>
-                <w:sz w:val="18"/>
-                <w:szCs w:val="18"/>
-              </w:rPr>
-              <w:t xml:space="preserve">0</w:t>
-            </w:r>
-          </w:p>
-        </w:tc>
-        <w:tc>
-          <w:p>
-            <w:r>
-              <w:rPr>
-                <w:sz w:val="18"/>
-                <w:szCs w:val="18"/>
-              </w:rPr>
-              <w:t xml:space="preserve">0</w:t>
-            </w:r>
-          </w:p>
-        </w:tc>
-        <w:tc>
-          <w:p>
-            <w:r>
-              <w:rPr>
-                <w:sz w:val="18"/>
-                <w:szCs w:val="18"/>
-              </w:rPr>
-              <w:t xml:space="preserve"/>
+              <w:t xml:space="preserve">13</w:t>
+            </w:r>
+          </w:p>
+        </w:tc>
+        <w:tc>
+          <w:p>
+            <w:r>
+              <w:rPr>
+                <w:sz w:val="18"/>
+                <w:szCs w:val="18"/>
+              </w:rPr>
+              <w:t xml:space="preserve">1</w:t>
+            </w:r>
+          </w:p>
+        </w:tc>
+        <w:tc>
+          <w:p>
+            <w:r>
+              <w:rPr>
+                <w:sz w:val="18"/>
+                <w:szCs w:val="18"/>
+              </w:rPr>
+              <w:t xml:space="preserve">2</w:t>
+            </w:r>
+          </w:p>
+        </w:tc>
+        <w:tc>
+          <w:p>
+            <w:r>
+              <w:rPr>
+                <w:sz w:val="18"/>
+                <w:szCs w:val="18"/>
+              </w:rPr>
+              <w:t xml:space="preserve">17, 21</w:t>
             </w:r>
           </w:p>
         </w:tc>
@@ -1640,7 +1640,7 @@
                 <w:sz w:val="18"/>
                 <w:szCs w:val="18"/>
               </w:rPr>
-              <w:t xml:space="preserve">22</w:t>
+              <w:t xml:space="preserve">12</w:t>
             </w:r>
           </w:p>
         </w:tc>
@@ -1662,40 +1662,40 @@
                 <w:sz w:val="18"/>
                 <w:szCs w:val="18"/>
               </w:rPr>
-              <w:t xml:space="preserve">0</w:t>
-            </w:r>
-          </w:p>
-        </w:tc>
-        <w:tc>
-          <w:p>
-            <w:r>
-              <w:rPr>
-                <w:sz w:val="18"/>
-                <w:szCs w:val="18"/>
-              </w:rPr>
-              <w:t xml:space="preserve"/>
-            </w:r>
-          </w:p>
-        </w:tc>
-        <w:tc>
-          <w:p>
-            <w:r>
-              <w:rPr>
-                <w:sz w:val="18"/>
-                <w:szCs w:val="18"/>
-              </w:rPr>
-              <w:t xml:space="preserve">0</w:t>
-            </w:r>
-          </w:p>
-        </w:tc>
-        <w:tc>
-          <w:p>
-            <w:r>
-              <w:rPr>
-                <w:sz w:val="18"/>
-                <w:szCs w:val="18"/>
-              </w:rPr>
-              <w:t xml:space="preserve"/>
+              <w:t xml:space="preserve">2</w:t>
+            </w:r>
+          </w:p>
+        </w:tc>
+        <w:tc>
+          <w:p>
+            <w:r>
+              <w:rPr>
+                <w:sz w:val="18"/>
+                <w:szCs w:val="18"/>
+              </w:rPr>
+              <w:t xml:space="preserve">10, 11</w:t>
+            </w:r>
+          </w:p>
+        </w:tc>
+        <w:tc>
+          <w:p>
+            <w:r>
+              <w:rPr>
+                <w:sz w:val="18"/>
+                <w:szCs w:val="18"/>
+              </w:rPr>
+              <w:t xml:space="preserve">1</w:t>
+            </w:r>
+          </w:p>
+        </w:tc>
+        <w:tc>
+          <w:p>
+            <w:r>
+              <w:rPr>
+                <w:sz w:val="18"/>
+                <w:szCs w:val="18"/>
+              </w:rPr>
+              <w:t xml:space="preserve">12(67m)</w:t>
             </w:r>
           </w:p>
         </w:tc>
@@ -1730,62 +1730,62 @@
                 <w:sz w:val="18"/>
                 <w:szCs w:val="18"/>
               </w:rPr>
-              <w:t xml:space="preserve">17</w:t>
-            </w:r>
-          </w:p>
-        </w:tc>
-        <w:tc>
-          <w:p>
-            <w:r>
-              <w:rPr>
-                <w:sz w:val="18"/>
-                <w:szCs w:val="18"/>
-              </w:rPr>
-              <w:t xml:space="preserve">5</w:t>
-            </w:r>
-          </w:p>
-        </w:tc>
-        <w:tc>
-          <w:p>
-            <w:r>
-              <w:rPr>
-                <w:sz w:val="18"/>
-                <w:szCs w:val="18"/>
-              </w:rPr>
-              <w:t xml:space="preserve">1</w:t>
-            </w:r>
-          </w:p>
-        </w:tc>
-        <w:tc>
-          <w:p>
-            <w:r>
-              <w:rPr>
-                <w:sz w:val="18"/>
-                <w:szCs w:val="18"/>
-              </w:rPr>
-              <w:t xml:space="preserve">7</w:t>
-            </w:r>
-          </w:p>
-        </w:tc>
-        <w:tc>
-          <w:p>
-            <w:r>
-              <w:rPr>
-                <w:sz w:val="18"/>
-                <w:szCs w:val="18"/>
-              </w:rPr>
-              <w:t xml:space="preserve">1</w:t>
-            </w:r>
-          </w:p>
-        </w:tc>
-        <w:tc>
-          <w:p>
-            <w:r>
-              <w:rPr>
-                <w:sz w:val="18"/>
-                <w:szCs w:val="18"/>
-              </w:rPr>
-              <w:t xml:space="preserve">5(3m)</w:t>
+              <w:t xml:space="preserve">16</w:t>
+            </w:r>
+          </w:p>
+        </w:tc>
+        <w:tc>
+          <w:p>
+            <w:r>
+              <w:rPr>
+                <w:sz w:val="18"/>
+                <w:szCs w:val="18"/>
+              </w:rPr>
+              <w:t xml:space="preserve">0</w:t>
+            </w:r>
+          </w:p>
+        </w:tc>
+        <w:tc>
+          <w:p>
+            <w:r>
+              <w:rPr>
+                <w:sz w:val="18"/>
+                <w:szCs w:val="18"/>
+              </w:rPr>
+              <w:t xml:space="preserve">0</w:t>
+            </w:r>
+          </w:p>
+        </w:tc>
+        <w:tc>
+          <w:p>
+            <w:r>
+              <w:rPr>
+                <w:sz w:val="18"/>
+                <w:szCs w:val="18"/>
+              </w:rPr>
+              <w:t xml:space="preserve"/>
+            </w:r>
+          </w:p>
+        </w:tc>
+        <w:tc>
+          <w:p>
+            <w:r>
+              <w:rPr>
+                <w:sz w:val="18"/>
+                <w:szCs w:val="18"/>
+              </w:rPr>
+              <w:t xml:space="preserve">3</w:t>
+            </w:r>
+          </w:p>
+        </w:tc>
+        <w:tc>
+          <w:p>
+            <w:r>
+              <w:rPr>
+                <w:sz w:val="18"/>
+                <w:szCs w:val="18"/>
+              </w:rPr>
+              <w:t xml:space="preserve">13(6m), 14(2m), 17(11m)</w:t>
             </w:r>
           </w:p>
         </w:tc>
@@ -1820,40 +1820,18 @@
                 <w:sz w:val="18"/>
                 <w:szCs w:val="18"/>
               </w:rPr>
-              <w:t xml:space="preserve">23</w:t>
-            </w:r>
-          </w:p>
-        </w:tc>
-        <w:tc>
-          <w:p>
-            <w:r>
-              <w:rPr>
-                <w:sz w:val="18"/>
-                <w:szCs w:val="18"/>
-              </w:rPr>
-              <w:t xml:space="preserve">0</w:t>
-            </w:r>
-          </w:p>
-        </w:tc>
-        <w:tc>
-          <w:p>
-            <w:r>
-              <w:rPr>
-                <w:sz w:val="18"/>
-                <w:szCs w:val="18"/>
-              </w:rPr>
-              <w:t xml:space="preserve">0</w:t>
-            </w:r>
-          </w:p>
-        </w:tc>
-        <w:tc>
-          <w:p>
-            <w:r>
-              <w:rPr>
-                <w:sz w:val="18"/>
-                <w:szCs w:val="18"/>
-              </w:rPr>
-              <w:t xml:space="preserve"/>
+              <w:t xml:space="preserve">15</w:t>
+            </w:r>
+          </w:p>
+        </w:tc>
+        <w:tc>
+          <w:p>
+            <w:r>
+              <w:rPr>
+                <w:sz w:val="18"/>
+                <w:szCs w:val="18"/>
+              </w:rPr>
+              <w:t xml:space="preserve">0</w:t>
             </w:r>
           </w:p>
         </w:tc>
@@ -1875,7 +1853,29 @@
                 <w:sz w:val="18"/>
                 <w:szCs w:val="18"/>
               </w:rPr>
-              <w:t xml:space="preserve">30(16m)</w:t>
+              <w:t xml:space="preserve">6</w:t>
+            </w:r>
+          </w:p>
+        </w:tc>
+        <w:tc>
+          <w:p>
+            <w:r>
+              <w:rPr>
+                <w:sz w:val="18"/>
+                <w:szCs w:val="18"/>
+              </w:rPr>
+              <w:t xml:space="preserve">0</w:t>
+            </w:r>
+          </w:p>
+        </w:tc>
+        <w:tc>
+          <w:p>
+            <w:r>
+              <w:rPr>
+                <w:sz w:val="18"/>
+                <w:szCs w:val="18"/>
+              </w:rPr>
+              <w:t xml:space="preserve"/>
             </w:r>
           </w:p>
         </w:tc>
@@ -1910,7 +1910,7 @@
                 <w:sz w:val="18"/>
                 <w:szCs w:val="18"/>
               </w:rPr>
-              <w:t xml:space="preserve">23</w:t>
+              <w:t xml:space="preserve">16</w:t>
             </w:r>
           </w:p>
         </w:tc>
@@ -2000,40 +2000,40 @@
                 <w:sz w:val="18"/>
                 <w:szCs w:val="18"/>
               </w:rPr>
-              <w:t xml:space="preserve">22</w:t>
-            </w:r>
-          </w:p>
-        </w:tc>
-        <w:tc>
-          <w:p>
-            <w:r>
-              <w:rPr>
-                <w:sz w:val="18"/>
-                <w:szCs w:val="18"/>
-              </w:rPr>
-              <w:t xml:space="preserve">0</w:t>
-            </w:r>
-          </w:p>
-        </w:tc>
-        <w:tc>
-          <w:p>
-            <w:r>
-              <w:rPr>
-                <w:sz w:val="18"/>
-                <w:szCs w:val="18"/>
-              </w:rPr>
-              <w:t xml:space="preserve">1</w:t>
-            </w:r>
-          </w:p>
-        </w:tc>
-        <w:tc>
-          <w:p>
-            <w:r>
-              <w:rPr>
-                <w:sz w:val="18"/>
-                <w:szCs w:val="18"/>
-              </w:rPr>
-              <w:t xml:space="preserve">15</w:t>
+              <w:t xml:space="preserve">16</w:t>
+            </w:r>
+          </w:p>
+        </w:tc>
+        <w:tc>
+          <w:p>
+            <w:r>
+              <w:rPr>
+                <w:sz w:val="18"/>
+                <w:szCs w:val="18"/>
+              </w:rPr>
+              <w:t xml:space="preserve">0</w:t>
+            </w:r>
+          </w:p>
+        </w:tc>
+        <w:tc>
+          <w:p>
+            <w:r>
+              <w:rPr>
+                <w:sz w:val="18"/>
+                <w:szCs w:val="18"/>
+              </w:rPr>
+              <w:t xml:space="preserve">0</w:t>
+            </w:r>
+          </w:p>
+        </w:tc>
+        <w:tc>
+          <w:p>
+            <w:r>
+              <w:rPr>
+                <w:sz w:val="18"/>
+                <w:szCs w:val="18"/>
+              </w:rPr>
+              <w:t xml:space="preserve"/>
             </w:r>
           </w:p>
         </w:tc>
@@ -2090,7 +2090,7 @@
                 <w:sz w:val="18"/>
                 <w:szCs w:val="18"/>
               </w:rPr>
-              <w:t xml:space="preserve">22</w:t>
+              <w:t xml:space="preserve">15</w:t>
             </w:r>
           </w:p>
         </w:tc>
@@ -2123,29 +2123,29 @@
                 <w:sz w:val="18"/>
                 <w:szCs w:val="18"/>
               </w:rPr>
-              <w:t xml:space="preserve">30</w:t>
-            </w:r>
-          </w:p>
-        </w:tc>
-        <w:tc>
-          <w:p>
-            <w:r>
-              <w:rPr>
-                <w:sz w:val="18"/>
-                <w:szCs w:val="18"/>
-              </w:rPr>
-              <w:t xml:space="preserve">0</w:t>
-            </w:r>
-          </w:p>
-        </w:tc>
-        <w:tc>
-          <w:p>
-            <w:r>
-              <w:rPr>
-                <w:sz w:val="18"/>
-                <w:szCs w:val="18"/>
-              </w:rPr>
-              <w:t xml:space="preserve"/>
+              <w:t xml:space="preserve">3</w:t>
+            </w:r>
+          </w:p>
+        </w:tc>
+        <w:tc>
+          <w:p>
+            <w:r>
+              <w:rPr>
+                <w:sz w:val="18"/>
+                <w:szCs w:val="18"/>
+              </w:rPr>
+              <w:t xml:space="preserve">1</w:t>
+            </w:r>
+          </w:p>
+        </w:tc>
+        <w:tc>
+          <w:p>
+            <w:r>
+              <w:rPr>
+                <w:sz w:val="18"/>
+                <w:szCs w:val="18"/>
+              </w:rPr>
+              <w:t xml:space="preserve">14(6m)</w:t>
             </w:r>
           </w:p>
         </w:tc>
@@ -2180,62 +2180,62 @@
                 <w:sz w:val="18"/>
                 <w:szCs w:val="18"/>
               </w:rPr>
-              <w:t xml:space="preserve">21</w:t>
-            </w:r>
-          </w:p>
-        </w:tc>
-        <w:tc>
-          <w:p>
-            <w:r>
-              <w:rPr>
-                <w:sz w:val="18"/>
-                <w:szCs w:val="18"/>
-              </w:rPr>
-              <w:t xml:space="preserve">1</w:t>
-            </w:r>
-          </w:p>
-        </w:tc>
-        <w:tc>
-          <w:p>
-            <w:r>
-              <w:rPr>
-                <w:sz w:val="18"/>
-                <w:szCs w:val="18"/>
-              </w:rPr>
-              <w:t xml:space="preserve">1</w:t>
-            </w:r>
-          </w:p>
-        </w:tc>
-        <w:tc>
-          <w:p>
-            <w:r>
-              <w:rPr>
-                <w:sz w:val="18"/>
-                <w:szCs w:val="18"/>
-              </w:rPr>
-              <w:t xml:space="preserve">25</w:t>
-            </w:r>
-          </w:p>
-        </w:tc>
-        <w:tc>
-          <w:p>
-            <w:r>
-              <w:rPr>
-                <w:sz w:val="18"/>
-                <w:szCs w:val="18"/>
-              </w:rPr>
-              <w:t xml:space="preserve">3</w:t>
-            </w:r>
-          </w:p>
-        </w:tc>
-        <w:tc>
-          <w:p>
-            <w:r>
-              <w:rPr>
-                <w:sz w:val="18"/>
-                <w:szCs w:val="18"/>
-              </w:rPr>
-              <w:t xml:space="preserve">19(183m), 20(15m), 30(4m)</w:t>
+              <w:t xml:space="preserve">13</w:t>
+            </w:r>
+          </w:p>
+        </w:tc>
+        <w:tc>
+          <w:p>
+            <w:r>
+              <w:rPr>
+                <w:sz w:val="18"/>
+                <w:szCs w:val="18"/>
+              </w:rPr>
+              <w:t xml:space="preserve">0</w:t>
+            </w:r>
+          </w:p>
+        </w:tc>
+        <w:tc>
+          <w:p>
+            <w:r>
+              <w:rPr>
+                <w:sz w:val="18"/>
+                <w:szCs w:val="18"/>
+              </w:rPr>
+              <w:t xml:space="preserve">2</w:t>
+            </w:r>
+          </w:p>
+        </w:tc>
+        <w:tc>
+          <w:p>
+            <w:r>
+              <w:rPr>
+                <w:sz w:val="18"/>
+                <w:szCs w:val="18"/>
+              </w:rPr>
+              <w:t xml:space="preserve">14, 19</w:t>
+            </w:r>
+          </w:p>
+        </w:tc>
+        <w:tc>
+          <w:p>
+            <w:r>
+              <w:rPr>
+                <w:sz w:val="18"/>
+                <w:szCs w:val="18"/>
+              </w:rPr>
+              <w:t xml:space="preserve">4</w:t>
+            </w:r>
+          </w:p>
+        </w:tc>
+        <w:tc>
+          <w:p>
+            <w:r>
+              <w:rPr>
+                <w:sz w:val="18"/>
+                <w:szCs w:val="18"/>
+              </w:rPr>
+              <w:t xml:space="preserve">6(9m), 10(74m), 17(6m), 18(14m)</w:t>
             </w:r>
           </w:p>
         </w:tc>
@@ -2270,62 +2270,62 @@
                 <w:sz w:val="18"/>
                 <w:szCs w:val="18"/>
               </w:rPr>
-              <w:t xml:space="preserve">23</w:t>
-            </w:r>
-          </w:p>
-        </w:tc>
-        <w:tc>
-          <w:p>
-            <w:r>
-              <w:rPr>
-                <w:sz w:val="18"/>
-                <w:szCs w:val="18"/>
-              </w:rPr>
-              <w:t xml:space="preserve">0</w:t>
-            </w:r>
-          </w:p>
-        </w:tc>
-        <w:tc>
-          <w:p>
-            <w:r>
-              <w:rPr>
-                <w:sz w:val="18"/>
-                <w:szCs w:val="18"/>
-              </w:rPr>
-              <w:t xml:space="preserve">0</w:t>
-            </w:r>
-          </w:p>
-        </w:tc>
-        <w:tc>
-          <w:p>
-            <w:r>
-              <w:rPr>
-                <w:sz w:val="18"/>
-                <w:szCs w:val="18"/>
-              </w:rPr>
-              <w:t xml:space="preserve"/>
-            </w:r>
-          </w:p>
-        </w:tc>
-        <w:tc>
-          <w:p>
-            <w:r>
-              <w:rPr>
-                <w:sz w:val="18"/>
-                <w:szCs w:val="18"/>
-              </w:rPr>
-              <w:t xml:space="preserve">2</w:t>
-            </w:r>
-          </w:p>
-        </w:tc>
-        <w:tc>
-          <w:p>
-            <w:r>
-              <w:rPr>
-                <w:sz w:val="18"/>
-                <w:szCs w:val="18"/>
-              </w:rPr>
-              <w:t xml:space="preserve">1(45m), 12(1m)</w:t>
+              <w:t xml:space="preserve">15</w:t>
+            </w:r>
+          </w:p>
+        </w:tc>
+        <w:tc>
+          <w:p>
+            <w:r>
+              <w:rPr>
+                <w:sz w:val="18"/>
+                <w:szCs w:val="18"/>
+              </w:rPr>
+              <w:t xml:space="preserve">1</w:t>
+            </w:r>
+          </w:p>
+        </w:tc>
+        <w:tc>
+          <w:p>
+            <w:r>
+              <w:rPr>
+                <w:sz w:val="18"/>
+                <w:szCs w:val="18"/>
+              </w:rPr>
+              <w:t xml:space="preserve">0</w:t>
+            </w:r>
+          </w:p>
+        </w:tc>
+        <w:tc>
+          <w:p>
+            <w:r>
+              <w:rPr>
+                <w:sz w:val="18"/>
+                <w:szCs w:val="18"/>
+              </w:rPr>
+              <w:t xml:space="preserve"/>
+            </w:r>
+          </w:p>
+        </w:tc>
+        <w:tc>
+          <w:p>
+            <w:r>
+              <w:rPr>
+                <w:sz w:val="18"/>
+                <w:szCs w:val="18"/>
+              </w:rPr>
+              <w:t xml:space="preserve">1</w:t>
+            </w:r>
+          </w:p>
+        </w:tc>
+        <w:tc>
+          <w:p>
+            <w:r>
+              <w:rPr>
+                <w:sz w:val="18"/>
+                <w:szCs w:val="18"/>
+              </w:rPr>
+              <w:t xml:space="preserve">13(1m)</w:t>
             </w:r>
           </w:p>
         </w:tc>
@@ -2360,62 +2360,62 @@
                 <w:sz w:val="18"/>
                 <w:szCs w:val="18"/>
               </w:rPr>
-              <w:t xml:space="preserve">21</w:t>
-            </w:r>
-          </w:p>
-        </w:tc>
-        <w:tc>
-          <w:p>
-            <w:r>
-              <w:rPr>
-                <w:sz w:val="18"/>
-                <w:szCs w:val="18"/>
-              </w:rPr>
-              <w:t xml:space="preserve">1</w:t>
-            </w:r>
-          </w:p>
-        </w:tc>
-        <w:tc>
-          <w:p>
-            <w:r>
-              <w:rPr>
-                <w:sz w:val="18"/>
-                <w:szCs w:val="18"/>
-              </w:rPr>
-              <w:t xml:space="preserve">1</w:t>
-            </w:r>
-          </w:p>
-        </w:tc>
-        <w:tc>
-          <w:p>
-            <w:r>
-              <w:rPr>
-                <w:sz w:val="18"/>
-                <w:szCs w:val="18"/>
-              </w:rPr>
-              <w:t xml:space="preserve">8</w:t>
-            </w:r>
-          </w:p>
-        </w:tc>
-        <w:tc>
-          <w:p>
-            <w:r>
-              <w:rPr>
-                <w:sz w:val="18"/>
-                <w:szCs w:val="18"/>
-              </w:rPr>
-              <w:t xml:space="preserve">1</w:t>
-            </w:r>
-          </w:p>
-        </w:tc>
-        <w:tc>
-          <w:p>
-            <w:r>
-              <w:rPr>
-                <w:sz w:val="18"/>
-                <w:szCs w:val="18"/>
-              </w:rPr>
-              <w:t xml:space="preserve">5(73m)</w:t>
+              <w:t xml:space="preserve">16</w:t>
+            </w:r>
+          </w:p>
+        </w:tc>
+        <w:tc>
+          <w:p>
+            <w:r>
+              <w:rPr>
+                <w:sz w:val="18"/>
+                <w:szCs w:val="18"/>
+              </w:rPr>
+              <w:t xml:space="preserve">0</w:t>
+            </w:r>
+          </w:p>
+        </w:tc>
+        <w:tc>
+          <w:p>
+            <w:r>
+              <w:rPr>
+                <w:sz w:val="18"/>
+                <w:szCs w:val="18"/>
+              </w:rPr>
+              <w:t xml:space="preserve">0</w:t>
+            </w:r>
+          </w:p>
+        </w:tc>
+        <w:tc>
+          <w:p>
+            <w:r>
+              <w:rPr>
+                <w:sz w:val="18"/>
+                <w:szCs w:val="18"/>
+              </w:rPr>
+              <w:t xml:space="preserve"/>
+            </w:r>
+          </w:p>
+        </w:tc>
+        <w:tc>
+          <w:p>
+            <w:r>
+              <w:rPr>
+                <w:sz w:val="18"/>
+                <w:szCs w:val="18"/>
+              </w:rPr>
+              <w:t xml:space="preserve">0</w:t>
+            </w:r>
+          </w:p>
+        </w:tc>
+        <w:tc>
+          <w:p>
+            <w:r>
+              <w:rPr>
+                <w:sz w:val="18"/>
+                <w:szCs w:val="18"/>
+              </w:rPr>
+              <w:t xml:space="preserve"/>
             </w:r>
           </w:p>
         </w:tc>
@@ -2450,7 +2450,7 @@
                 <w:sz w:val="18"/>
                 <w:szCs w:val="18"/>
               </w:rPr>
-              <w:t xml:space="preserve">23</w:t>
+              <w:t xml:space="preserve">16</w:t>
             </w:r>
           </w:p>
         </w:tc>
@@ -2540,40 +2540,40 @@
                 <w:sz w:val="18"/>
                 <w:szCs w:val="18"/>
               </w:rPr>
-              <w:t xml:space="preserve">23</w:t>
-            </w:r>
-          </w:p>
-        </w:tc>
-        <w:tc>
-          <w:p>
-            <w:r>
-              <w:rPr>
-                <w:sz w:val="18"/>
-                <w:szCs w:val="18"/>
-              </w:rPr>
-              <w:t xml:space="preserve">0</w:t>
-            </w:r>
-          </w:p>
-        </w:tc>
-        <w:tc>
-          <w:p>
-            <w:r>
-              <w:rPr>
-                <w:sz w:val="18"/>
-                <w:szCs w:val="18"/>
-              </w:rPr>
-              <w:t xml:space="preserve">0</w:t>
-            </w:r>
-          </w:p>
-        </w:tc>
-        <w:tc>
-          <w:p>
-            <w:r>
-              <w:rPr>
-                <w:sz w:val="18"/>
-                <w:szCs w:val="18"/>
-              </w:rPr>
-              <w:t xml:space="preserve"/>
+              <w:t xml:space="preserve">15</w:t>
+            </w:r>
+          </w:p>
+        </w:tc>
+        <w:tc>
+          <w:p>
+            <w:r>
+              <w:rPr>
+                <w:sz w:val="18"/>
+                <w:szCs w:val="18"/>
+              </w:rPr>
+              <w:t xml:space="preserve">0</w:t>
+            </w:r>
+          </w:p>
+        </w:tc>
+        <w:tc>
+          <w:p>
+            <w:r>
+              <w:rPr>
+                <w:sz w:val="18"/>
+                <w:szCs w:val="18"/>
+              </w:rPr>
+              <w:t xml:space="preserve">1</w:t>
+            </w:r>
+          </w:p>
+        </w:tc>
+        <w:tc>
+          <w:p>
+            <w:r>
+              <w:rPr>
+                <w:sz w:val="18"/>
+                <w:szCs w:val="18"/>
+              </w:rPr>
+              <w:t xml:space="preserve">17</w:t>
             </w:r>
           </w:p>
         </w:tc>
@@ -2630,62 +2630,62 @@
                 <w:sz w:val="18"/>
                 <w:szCs w:val="18"/>
               </w:rPr>
-              <w:t xml:space="preserve">21</w:t>
-            </w:r>
-          </w:p>
-        </w:tc>
-        <w:tc>
-          <w:p>
-            <w:r>
-              <w:rPr>
-                <w:sz w:val="18"/>
-                <w:szCs w:val="18"/>
-              </w:rPr>
-              <w:t xml:space="preserve">2</w:t>
-            </w:r>
-          </w:p>
-        </w:tc>
-        <w:tc>
-          <w:p>
-            <w:r>
-              <w:rPr>
-                <w:sz w:val="18"/>
-                <w:szCs w:val="18"/>
-              </w:rPr>
-              <w:t xml:space="preserve">0</w:t>
-            </w:r>
-          </w:p>
-        </w:tc>
-        <w:tc>
-          <w:p>
-            <w:r>
-              <w:rPr>
-                <w:sz w:val="18"/>
-                <w:szCs w:val="18"/>
-              </w:rPr>
-              <w:t xml:space="preserve"/>
-            </w:r>
-          </w:p>
-        </w:tc>
-        <w:tc>
-          <w:p>
-            <w:r>
-              <w:rPr>
-                <w:sz w:val="18"/>
-                <w:szCs w:val="18"/>
-              </w:rPr>
-              <w:t xml:space="preserve">2</w:t>
-            </w:r>
-          </w:p>
-        </w:tc>
-        <w:tc>
-          <w:p>
-            <w:r>
-              <w:rPr>
-                <w:sz w:val="18"/>
-                <w:szCs w:val="18"/>
-              </w:rPr>
-              <w:t xml:space="preserve">28(413m), 29(7m)</w:t>
+              <w:t xml:space="preserve">4</w:t>
+            </w:r>
+          </w:p>
+        </w:tc>
+        <w:tc>
+          <w:p>
+            <w:r>
+              <w:rPr>
+                <w:sz w:val="18"/>
+                <w:szCs w:val="18"/>
+              </w:rPr>
+              <w:t xml:space="preserve">0</w:t>
+            </w:r>
+          </w:p>
+        </w:tc>
+        <w:tc>
+          <w:p>
+            <w:r>
+              <w:rPr>
+                <w:sz w:val="18"/>
+                <w:szCs w:val="18"/>
+              </w:rPr>
+              <w:t xml:space="preserve">11</w:t>
+            </w:r>
+          </w:p>
+        </w:tc>
+        <w:tc>
+          <w:p>
+            <w:r>
+              <w:rPr>
+                <w:sz w:val="18"/>
+                <w:szCs w:val="18"/>
+              </w:rPr>
+              <w:t xml:space="preserve">7, 10, 11, 12, 13, 14, 17, 18, 19, 20, 21</w:t>
+            </w:r>
+          </w:p>
+        </w:tc>
+        <w:tc>
+          <w:p>
+            <w:r>
+              <w:rPr>
+                <w:sz w:val="18"/>
+                <w:szCs w:val="18"/>
+              </w:rPr>
+              <w:t xml:space="preserve">0</w:t>
+            </w:r>
+          </w:p>
+        </w:tc>
+        <w:tc>
+          <w:p>
+            <w:r>
+              <w:rPr>
+                <w:sz w:val="18"/>
+                <w:szCs w:val="18"/>
+              </w:rPr>
+              <w:t xml:space="preserve"/>
             </w:r>
           </w:p>
         </w:tc>
@@ -2698,7 +2698,7 @@
                 <w:sz w:val="18"/>
                 <w:szCs w:val="18"/>
               </w:rPr>
-              <w:t xml:space="preserve">Md Rahat Chy</w:t>
+              <w:t xml:space="preserve">Sania Rahman</w:t>
             </w:r>
           </w:p>
         </w:tc>
@@ -2720,62 +2720,62 @@
                 <w:sz w:val="18"/>
                 <w:szCs w:val="18"/>
               </w:rPr>
-              <w:t xml:space="preserve">18</w:t>
-            </w:r>
-          </w:p>
-        </w:tc>
-        <w:tc>
-          <w:p>
-            <w:r>
-              <w:rPr>
-                <w:sz w:val="18"/>
-                <w:szCs w:val="18"/>
-              </w:rPr>
-              <w:t xml:space="preserve">0</w:t>
-            </w:r>
-          </w:p>
-        </w:tc>
-        <w:tc>
-          <w:p>
-            <w:r>
-              <w:rPr>
-                <w:sz w:val="18"/>
-                <w:szCs w:val="18"/>
-              </w:rPr>
-              <w:t xml:space="preserve">5</w:t>
-            </w:r>
-          </w:p>
-        </w:tc>
-        <w:tc>
-          <w:p>
-            <w:r>
-              <w:rPr>
-                <w:sz w:val="18"/>
-                <w:szCs w:val="18"/>
-              </w:rPr>
-              <w:t xml:space="preserve">26, 27, 28, 29, 30</w:t>
-            </w:r>
-          </w:p>
-        </w:tc>
-        <w:tc>
-          <w:p>
-            <w:r>
-              <w:rPr>
-                <w:sz w:val="18"/>
-                <w:szCs w:val="18"/>
-              </w:rPr>
-              <w:t xml:space="preserve">2</w:t>
-            </w:r>
-          </w:p>
-        </w:tc>
-        <w:tc>
-          <w:p>
-            <w:r>
-              <w:rPr>
-                <w:sz w:val="18"/>
-                <w:szCs w:val="18"/>
-              </w:rPr>
-              <w:t xml:space="preserve">1(8m), 21(174m)</w:t>
+              <w:t xml:space="preserve">15</w:t>
+            </w:r>
+          </w:p>
+        </w:tc>
+        <w:tc>
+          <w:p>
+            <w:r>
+              <w:rPr>
+                <w:sz w:val="18"/>
+                <w:szCs w:val="18"/>
+              </w:rPr>
+              <w:t xml:space="preserve">0</w:t>
+            </w:r>
+          </w:p>
+        </w:tc>
+        <w:tc>
+          <w:p>
+            <w:r>
+              <w:rPr>
+                <w:sz w:val="18"/>
+                <w:szCs w:val="18"/>
+              </w:rPr>
+              <w:t xml:space="preserve">1</w:t>
+            </w:r>
+          </w:p>
+        </w:tc>
+        <w:tc>
+          <w:p>
+            <w:r>
+              <w:rPr>
+                <w:sz w:val="18"/>
+                <w:szCs w:val="18"/>
+              </w:rPr>
+              <w:t xml:space="preserve">13</w:t>
+            </w:r>
+          </w:p>
+        </w:tc>
+        <w:tc>
+          <w:p>
+            <w:r>
+              <w:rPr>
+                <w:sz w:val="18"/>
+                <w:szCs w:val="18"/>
+              </w:rPr>
+              <w:t xml:space="preserve">0</w:t>
+            </w:r>
+          </w:p>
+        </w:tc>
+        <w:tc>
+          <w:p>
+            <w:r>
+              <w:rPr>
+                <w:sz w:val="18"/>
+                <w:szCs w:val="18"/>
+              </w:rPr>
+              <w:t xml:space="preserve"/>
             </w:r>
           </w:p>
         </w:tc>
@@ -2788,7 +2788,7 @@
                 <w:sz w:val="18"/>
                 <w:szCs w:val="18"/>
               </w:rPr>
-              <w:t xml:space="preserve">Sania Rahman</w:t>
+              <w:t xml:space="preserve">Jaharin Subah</w:t>
             </w:r>
           </w:p>
         </w:tc>
@@ -2810,7 +2810,7 @@
                 <w:sz w:val="18"/>
                 <w:szCs w:val="18"/>
               </w:rPr>
-              <w:t xml:space="preserve">23</w:t>
+              <w:t xml:space="preserve">15</w:t>
             </w:r>
           </w:p>
         </w:tc>
@@ -2878,7 +2878,7 @@
                 <w:sz w:val="18"/>
                 <w:szCs w:val="18"/>
               </w:rPr>
-              <w:t xml:space="preserve">Jaharin Subah</w:t>
+              <w:t xml:space="preserve">Afroza Akter</w:t>
             </w:r>
           </w:p>
         </w:tc>
@@ -2900,62 +2900,62 @@
                 <w:sz w:val="18"/>
                 <w:szCs w:val="18"/>
               </w:rPr>
-              <w:t xml:space="preserve">22</w:t>
-            </w:r>
-          </w:p>
-        </w:tc>
-        <w:tc>
-          <w:p>
-            <w:r>
-              <w:rPr>
-                <w:sz w:val="18"/>
-                <w:szCs w:val="18"/>
-              </w:rPr>
-              <w:t xml:space="preserve">1</w:t>
-            </w:r>
-          </w:p>
-        </w:tc>
-        <w:tc>
-          <w:p>
-            <w:r>
-              <w:rPr>
-                <w:sz w:val="18"/>
-                <w:szCs w:val="18"/>
-              </w:rPr>
-              <w:t xml:space="preserve">0</w:t>
-            </w:r>
-          </w:p>
-        </w:tc>
-        <w:tc>
-          <w:p>
-            <w:r>
-              <w:rPr>
-                <w:sz w:val="18"/>
-                <w:szCs w:val="18"/>
-              </w:rPr>
-              <w:t xml:space="preserve"/>
-            </w:r>
-          </w:p>
-        </w:tc>
-        <w:tc>
-          <w:p>
-            <w:r>
-              <w:rPr>
-                <w:sz w:val="18"/>
-                <w:szCs w:val="18"/>
-              </w:rPr>
-              <w:t xml:space="preserve">5</w:t>
-            </w:r>
-          </w:p>
-        </w:tc>
-        <w:tc>
-          <w:p>
-            <w:r>
-              <w:rPr>
-                <w:sz w:val="18"/>
-                <w:szCs w:val="18"/>
-              </w:rPr>
-              <w:t xml:space="preserve">1(13m), 2(3m), 12(1m), 28(6m), 30(2m)</w:t>
+              <w:t xml:space="preserve">16</w:t>
+            </w:r>
+          </w:p>
+        </w:tc>
+        <w:tc>
+          <w:p>
+            <w:r>
+              <w:rPr>
+                <w:sz w:val="18"/>
+                <w:szCs w:val="18"/>
+              </w:rPr>
+              <w:t xml:space="preserve">0</w:t>
+            </w:r>
+          </w:p>
+        </w:tc>
+        <w:tc>
+          <w:p>
+            <w:r>
+              <w:rPr>
+                <w:sz w:val="18"/>
+                <w:szCs w:val="18"/>
+              </w:rPr>
+              <w:t xml:space="preserve">0</w:t>
+            </w:r>
+          </w:p>
+        </w:tc>
+        <w:tc>
+          <w:p>
+            <w:r>
+              <w:rPr>
+                <w:sz w:val="18"/>
+                <w:szCs w:val="18"/>
+              </w:rPr>
+              <w:t xml:space="preserve"/>
+            </w:r>
+          </w:p>
+        </w:tc>
+        <w:tc>
+          <w:p>
+            <w:r>
+              <w:rPr>
+                <w:sz w:val="18"/>
+                <w:szCs w:val="18"/>
+              </w:rPr>
+              <w:t xml:space="preserve">0</w:t>
+            </w:r>
+          </w:p>
+        </w:tc>
+        <w:tc>
+          <w:p>
+            <w:r>
+              <w:rPr>
+                <w:sz w:val="18"/>
+                <w:szCs w:val="18"/>
+              </w:rPr>
+              <w:t xml:space="preserve"/>
             </w:r>
           </w:p>
         </w:tc>
@@ -2968,7 +2968,7 @@
                 <w:sz w:val="18"/>
                 <w:szCs w:val="18"/>
               </w:rPr>
-              <w:t xml:space="preserve">Afroza Akter</w:t>
+              <w:t xml:space="preserve">Ummay Hani Juthi</w:t>
             </w:r>
           </w:p>
         </w:tc>
@@ -2990,40 +2990,40 @@
                 <w:sz w:val="18"/>
                 <w:szCs w:val="18"/>
               </w:rPr>
-              <w:t xml:space="preserve">23</w:t>
-            </w:r>
-          </w:p>
-        </w:tc>
-        <w:tc>
-          <w:p>
-            <w:r>
-              <w:rPr>
-                <w:sz w:val="18"/>
-                <w:szCs w:val="18"/>
-              </w:rPr>
-              <w:t xml:space="preserve">0</w:t>
-            </w:r>
-          </w:p>
-        </w:tc>
-        <w:tc>
-          <w:p>
-            <w:r>
-              <w:rPr>
-                <w:sz w:val="18"/>
-                <w:szCs w:val="18"/>
-              </w:rPr>
-              <w:t xml:space="preserve">0</w:t>
-            </w:r>
-          </w:p>
-        </w:tc>
-        <w:tc>
-          <w:p>
-            <w:r>
-              <w:rPr>
-                <w:sz w:val="18"/>
-                <w:szCs w:val="18"/>
-              </w:rPr>
-              <w:t xml:space="preserve"/>
+              <w:t xml:space="preserve">15</w:t>
+            </w:r>
+          </w:p>
+        </w:tc>
+        <w:tc>
+          <w:p>
+            <w:r>
+              <w:rPr>
+                <w:sz w:val="18"/>
+                <w:szCs w:val="18"/>
+              </w:rPr>
+              <w:t xml:space="preserve">0</w:t>
+            </w:r>
+          </w:p>
+        </w:tc>
+        <w:tc>
+          <w:p>
+            <w:r>
+              <w:rPr>
+                <w:sz w:val="18"/>
+                <w:szCs w:val="18"/>
+              </w:rPr>
+              <w:t xml:space="preserve">1</w:t>
+            </w:r>
+          </w:p>
+        </w:tc>
+        <w:tc>
+          <w:p>
+            <w:r>
+              <w:rPr>
+                <w:sz w:val="18"/>
+                <w:szCs w:val="18"/>
+              </w:rPr>
+              <w:t xml:space="preserve">14</w:t>
             </w:r>
           </w:p>
         </w:tc>
@@ -3058,7 +3058,7 @@
                 <w:sz w:val="18"/>
                 <w:szCs w:val="18"/>
               </w:rPr>
-              <w:t xml:space="preserve">Ummay Hani Juthi</w:t>
+              <w:t xml:space="preserve">Tanzina Haque</w:t>
             </w:r>
           </w:p>
         </w:tc>
@@ -3080,62 +3080,62 @@
                 <w:sz w:val="18"/>
                 <w:szCs w:val="18"/>
               </w:rPr>
-              <w:t xml:space="preserve">19</w:t>
-            </w:r>
-          </w:p>
-        </w:tc>
-        <w:tc>
-          <w:p>
-            <w:r>
-              <w:rPr>
-                <w:sz w:val="18"/>
-                <w:szCs w:val="18"/>
-              </w:rPr>
-              <w:t xml:space="preserve">0</w:t>
-            </w:r>
-          </w:p>
-        </w:tc>
-        <w:tc>
-          <w:p>
-            <w:r>
-              <w:rPr>
-                <w:sz w:val="18"/>
-                <w:szCs w:val="18"/>
-              </w:rPr>
-              <w:t xml:space="preserve">4</w:t>
-            </w:r>
-          </w:p>
-        </w:tc>
-        <w:tc>
-          <w:p>
-            <w:r>
-              <w:rPr>
-                <w:sz w:val="18"/>
-                <w:szCs w:val="18"/>
-              </w:rPr>
-              <w:t xml:space="preserve">1, 2, 5, 6</w:t>
-            </w:r>
-          </w:p>
-        </w:tc>
-        <w:tc>
-          <w:p>
-            <w:r>
-              <w:rPr>
-                <w:sz w:val="18"/>
-                <w:szCs w:val="18"/>
-              </w:rPr>
-              <w:t xml:space="preserve">2</w:t>
-            </w:r>
-          </w:p>
-        </w:tc>
-        <w:tc>
-          <w:p>
-            <w:r>
-              <w:rPr>
-                <w:sz w:val="18"/>
-                <w:szCs w:val="18"/>
-              </w:rPr>
-              <w:t xml:space="preserve">7(391m), 22(6m)</w:t>
+              <w:t xml:space="preserve">15</w:t>
+            </w:r>
+          </w:p>
+        </w:tc>
+        <w:tc>
+          <w:p>
+            <w:r>
+              <w:rPr>
+                <w:sz w:val="18"/>
+                <w:szCs w:val="18"/>
+              </w:rPr>
+              <w:t xml:space="preserve">0</w:t>
+            </w:r>
+          </w:p>
+        </w:tc>
+        <w:tc>
+          <w:p>
+            <w:r>
+              <w:rPr>
+                <w:sz w:val="18"/>
+                <w:szCs w:val="18"/>
+              </w:rPr>
+              <w:t xml:space="preserve">0</w:t>
+            </w:r>
+          </w:p>
+        </w:tc>
+        <w:tc>
+          <w:p>
+            <w:r>
+              <w:rPr>
+                <w:sz w:val="18"/>
+                <w:szCs w:val="18"/>
+              </w:rPr>
+              <w:t xml:space="preserve"/>
+            </w:r>
+          </w:p>
+        </w:tc>
+        <w:tc>
+          <w:p>
+            <w:r>
+              <w:rPr>
+                <w:sz w:val="18"/>
+                <w:szCs w:val="18"/>
+              </w:rPr>
+              <w:t xml:space="preserve">3</w:t>
+            </w:r>
+          </w:p>
+        </w:tc>
+        <w:tc>
+          <w:p>
+            <w:r>
+              <w:rPr>
+                <w:sz w:val="18"/>
+                <w:szCs w:val="18"/>
+              </w:rPr>
+              <w:t xml:space="preserve">5(28m), 12(1m), 19(6m)</w:t>
             </w:r>
           </w:p>
         </w:tc>
@@ -3148,7 +3148,7 @@
                 <w:sz w:val="18"/>
                 <w:szCs w:val="18"/>
               </w:rPr>
-              <w:t xml:space="preserve">Tanzina Haque</w:t>
+              <w:t xml:space="preserve">Tahsina Tarannum</w:t>
             </w:r>
           </w:p>
         </w:tc>
@@ -3170,7 +3170,7 @@
                 <w:sz w:val="18"/>
                 <w:szCs w:val="18"/>
               </w:rPr>
-              <w:t xml:space="preserve">23</w:t>
+              <w:t xml:space="preserve">16</w:t>
             </w:r>
           </w:p>
         </w:tc>
@@ -3225,7 +3225,7 @@
                 <w:sz w:val="18"/>
                 <w:szCs w:val="18"/>
               </w:rPr>
-              <w:t xml:space="preserve">30(5m)</w:t>
+              <w:t xml:space="preserve">19(26m)</w:t>
             </w:r>
           </w:p>
         </w:tc>
@@ -3238,7 +3238,7 @@
                 <w:sz w:val="18"/>
                 <w:szCs w:val="18"/>
               </w:rPr>
-              <w:t xml:space="preserve">Tahsina Tarannum</w:t>
+              <w:t xml:space="preserve">Mohammad Arafat Ul Alam</w:t>
             </w:r>
           </w:p>
         </w:tc>
@@ -3260,62 +3260,62 @@
                 <w:sz w:val="18"/>
                 <w:szCs w:val="18"/>
               </w:rPr>
-              <w:t xml:space="preserve">23</w:t>
-            </w:r>
-          </w:p>
-        </w:tc>
-        <w:tc>
-          <w:p>
-            <w:r>
-              <w:rPr>
-                <w:sz w:val="18"/>
-                <w:szCs w:val="18"/>
-              </w:rPr>
-              <w:t xml:space="preserve">0</w:t>
-            </w:r>
-          </w:p>
-        </w:tc>
-        <w:tc>
-          <w:p>
-            <w:r>
-              <w:rPr>
-                <w:sz w:val="18"/>
-                <w:szCs w:val="18"/>
-              </w:rPr>
-              <w:t xml:space="preserve">0</w:t>
-            </w:r>
-          </w:p>
-        </w:tc>
-        <w:tc>
-          <w:p>
-            <w:r>
-              <w:rPr>
-                <w:sz w:val="18"/>
-                <w:szCs w:val="18"/>
-              </w:rPr>
-              <w:t xml:space="preserve"/>
-            </w:r>
-          </w:p>
-        </w:tc>
-        <w:tc>
-          <w:p>
-            <w:r>
-              <w:rPr>
-                <w:sz w:val="18"/>
-                <w:szCs w:val="18"/>
-              </w:rPr>
-              <w:t xml:space="preserve">0</w:t>
-            </w:r>
-          </w:p>
-        </w:tc>
-        <w:tc>
-          <w:p>
-            <w:r>
-              <w:rPr>
-                <w:sz w:val="18"/>
-                <w:szCs w:val="18"/>
-              </w:rPr>
-              <w:t xml:space="preserve"/>
+              <w:t xml:space="preserve">16</w:t>
+            </w:r>
+          </w:p>
+        </w:tc>
+        <w:tc>
+          <w:p>
+            <w:r>
+              <w:rPr>
+                <w:sz w:val="18"/>
+                <w:szCs w:val="18"/>
+              </w:rPr>
+              <w:t xml:space="preserve">0</w:t>
+            </w:r>
+          </w:p>
+        </w:tc>
+        <w:tc>
+          <w:p>
+            <w:r>
+              <w:rPr>
+                <w:sz w:val="18"/>
+                <w:szCs w:val="18"/>
+              </w:rPr>
+              <w:t xml:space="preserve">0</w:t>
+            </w:r>
+          </w:p>
+        </w:tc>
+        <w:tc>
+          <w:p>
+            <w:r>
+              <w:rPr>
+                <w:sz w:val="18"/>
+                <w:szCs w:val="18"/>
+              </w:rPr>
+              <w:t xml:space="preserve"/>
+            </w:r>
+          </w:p>
+        </w:tc>
+        <w:tc>
+          <w:p>
+            <w:r>
+              <w:rPr>
+                <w:sz w:val="18"/>
+                <w:szCs w:val="18"/>
+              </w:rPr>
+              <w:t xml:space="preserve">15</w:t>
+            </w:r>
+          </w:p>
+        </w:tc>
+        <w:tc>
+          <w:p>
+            <w:r>
+              <w:rPr>
+                <w:sz w:val="18"/>
+                <w:szCs w:val="18"/>
+              </w:rPr>
+              <w:t xml:space="preserve">3(23m), 4(36m), 5(20m), 6(24m), 7(23m), 10(26m), 11(29m), 12(28m), 13(23m), 14(27m), 17(17m), 18(23m), 19(23m), 20(30m), 21(30m)</w:t>
             </w:r>
           </w:p>
         </w:tc>
@@ -3328,7 +3328,7 @@
                 <w:sz w:val="18"/>
                 <w:szCs w:val="18"/>
               </w:rPr>
-              <w:t xml:space="preserve">Mohammad Arafat Ul Alam</w:t>
+              <w:t xml:space="preserve">Md Kawser Hussain Rasel</w:t>
             </w:r>
           </w:p>
         </w:tc>
@@ -3350,62 +3350,62 @@
                 <w:sz w:val="18"/>
                 <w:szCs w:val="18"/>
               </w:rPr>
-              <w:t xml:space="preserve">22</w:t>
-            </w:r>
-          </w:p>
-        </w:tc>
-        <w:tc>
-          <w:p>
-            <w:r>
-              <w:rPr>
-                <w:sz w:val="18"/>
-                <w:szCs w:val="18"/>
-              </w:rPr>
-              <w:t xml:space="preserve">0</w:t>
-            </w:r>
-          </w:p>
-        </w:tc>
-        <w:tc>
-          <w:p>
-            <w:r>
-              <w:rPr>
-                <w:sz w:val="18"/>
-                <w:szCs w:val="18"/>
-              </w:rPr>
-              <w:t xml:space="preserve">1</w:t>
-            </w:r>
-          </w:p>
-        </w:tc>
-        <w:tc>
-          <w:p>
-            <w:r>
-              <w:rPr>
-                <w:sz w:val="18"/>
-                <w:szCs w:val="18"/>
-              </w:rPr>
-              <w:t xml:space="preserve">18</w:t>
-            </w:r>
-          </w:p>
-        </w:tc>
-        <w:tc>
-          <w:p>
-            <w:r>
-              <w:rPr>
-                <w:sz w:val="18"/>
-                <w:szCs w:val="18"/>
-              </w:rPr>
-              <w:t xml:space="preserve">0</w:t>
-            </w:r>
-          </w:p>
-        </w:tc>
-        <w:tc>
-          <w:p>
-            <w:r>
-              <w:rPr>
-                <w:sz w:val="18"/>
-                <w:szCs w:val="18"/>
-              </w:rPr>
-              <w:t xml:space="preserve"/>
+              <w:t xml:space="preserve">16</w:t>
+            </w:r>
+          </w:p>
+        </w:tc>
+        <w:tc>
+          <w:p>
+            <w:r>
+              <w:rPr>
+                <w:sz w:val="18"/>
+                <w:szCs w:val="18"/>
+              </w:rPr>
+              <w:t xml:space="preserve">0</w:t>
+            </w:r>
+          </w:p>
+        </w:tc>
+        <w:tc>
+          <w:p>
+            <w:r>
+              <w:rPr>
+                <w:sz w:val="18"/>
+                <w:szCs w:val="18"/>
+              </w:rPr>
+              <w:t xml:space="preserve">0</w:t>
+            </w:r>
+          </w:p>
+        </w:tc>
+        <w:tc>
+          <w:p>
+            <w:r>
+              <w:rPr>
+                <w:sz w:val="18"/>
+                <w:szCs w:val="18"/>
+              </w:rPr>
+              <w:t xml:space="preserve"/>
+            </w:r>
+          </w:p>
+        </w:tc>
+        <w:tc>
+          <w:p>
+            <w:r>
+              <w:rPr>
+                <w:sz w:val="18"/>
+                <w:szCs w:val="18"/>
+              </w:rPr>
+              <w:t xml:space="preserve">2</w:t>
+            </w:r>
+          </w:p>
+        </w:tc>
+        <w:tc>
+          <w:p>
+            <w:r>
+              <w:rPr>
+                <w:sz w:val="18"/>
+                <w:szCs w:val="18"/>
+              </w:rPr>
+              <w:t xml:space="preserve">10(33m), 12(38m)</w:t>
             </w:r>
           </w:p>
         </w:tc>
@@ -3418,7 +3418,7 @@
                 <w:sz w:val="18"/>
                 <w:szCs w:val="18"/>
               </w:rPr>
-              <w:t xml:space="preserve">Md Kawser Hussain Rasel</w:t>
+              <w:t xml:space="preserve">Md. Mainuddin</w:t>
             </w:r>
           </w:p>
         </w:tc>
@@ -3440,62 +3440,62 @@
                 <w:sz w:val="18"/>
                 <w:szCs w:val="18"/>
               </w:rPr>
-              <w:t xml:space="preserve">23</w:t>
-            </w:r>
-          </w:p>
-        </w:tc>
-        <w:tc>
-          <w:p>
-            <w:r>
-              <w:rPr>
-                <w:sz w:val="18"/>
-                <w:szCs w:val="18"/>
-              </w:rPr>
-              <w:t xml:space="preserve">0</w:t>
-            </w:r>
-          </w:p>
-        </w:tc>
-        <w:tc>
-          <w:p>
-            <w:r>
-              <w:rPr>
-                <w:sz w:val="18"/>
-                <w:szCs w:val="18"/>
-              </w:rPr>
-              <w:t xml:space="preserve">0</w:t>
-            </w:r>
-          </w:p>
-        </w:tc>
-        <w:tc>
-          <w:p>
-            <w:r>
-              <w:rPr>
-                <w:sz w:val="18"/>
-                <w:szCs w:val="18"/>
-              </w:rPr>
-              <w:t xml:space="preserve"/>
-            </w:r>
-          </w:p>
-        </w:tc>
-        <w:tc>
-          <w:p>
-            <w:r>
-              <w:rPr>
-                <w:sz w:val="18"/>
-                <w:szCs w:val="18"/>
-              </w:rPr>
-              <w:t xml:space="preserve">0</w:t>
-            </w:r>
-          </w:p>
-        </w:tc>
-        <w:tc>
-          <w:p>
-            <w:r>
-              <w:rPr>
-                <w:sz w:val="18"/>
-                <w:szCs w:val="18"/>
-              </w:rPr>
-              <w:t xml:space="preserve"/>
+              <w:t xml:space="preserve">16</w:t>
+            </w:r>
+          </w:p>
+        </w:tc>
+        <w:tc>
+          <w:p>
+            <w:r>
+              <w:rPr>
+                <w:sz w:val="18"/>
+                <w:szCs w:val="18"/>
+              </w:rPr>
+              <w:t xml:space="preserve">0</w:t>
+            </w:r>
+          </w:p>
+        </w:tc>
+        <w:tc>
+          <w:p>
+            <w:r>
+              <w:rPr>
+                <w:sz w:val="18"/>
+                <w:szCs w:val="18"/>
+              </w:rPr>
+              <w:t xml:space="preserve">0</w:t>
+            </w:r>
+          </w:p>
+        </w:tc>
+        <w:tc>
+          <w:p>
+            <w:r>
+              <w:rPr>
+                <w:sz w:val="18"/>
+                <w:szCs w:val="18"/>
+              </w:rPr>
+              <w:t xml:space="preserve"/>
+            </w:r>
+          </w:p>
+        </w:tc>
+        <w:tc>
+          <w:p>
+            <w:r>
+              <w:rPr>
+                <w:sz w:val="18"/>
+                <w:szCs w:val="18"/>
+              </w:rPr>
+              <w:t xml:space="preserve">1</w:t>
+            </w:r>
+          </w:p>
+        </w:tc>
+        <w:tc>
+          <w:p>
+            <w:r>
+              <w:rPr>
+                <w:sz w:val="18"/>
+                <w:szCs w:val="18"/>
+              </w:rPr>
+              <w:t xml:space="preserve">14(4m)</w:t>
             </w:r>
           </w:p>
         </w:tc>
@@ -3508,7 +3508,7 @@
                 <w:sz w:val="18"/>
                 <w:szCs w:val="18"/>
               </w:rPr>
-              <w:t xml:space="preserve">Md. Mainuddin</w:t>
+              <w:t xml:space="preserve">Sumaiya Nusrat Pushpo</w:t>
             </w:r>
           </w:p>
         </w:tc>
@@ -3530,40 +3530,18 @@
                 <w:sz w:val="18"/>
                 <w:szCs w:val="18"/>
               </w:rPr>
-              <w:t xml:space="preserve">23</w:t>
-            </w:r>
-          </w:p>
-        </w:tc>
-        <w:tc>
-          <w:p>
-            <w:r>
-              <w:rPr>
-                <w:sz w:val="18"/>
-                <w:szCs w:val="18"/>
-              </w:rPr>
-              <w:t xml:space="preserve">0</w:t>
-            </w:r>
-          </w:p>
-        </w:tc>
-        <w:tc>
-          <w:p>
-            <w:r>
-              <w:rPr>
-                <w:sz w:val="18"/>
-                <w:szCs w:val="18"/>
-              </w:rPr>
-              <w:t xml:space="preserve">0</w:t>
-            </w:r>
-          </w:p>
-        </w:tc>
-        <w:tc>
-          <w:p>
-            <w:r>
-              <w:rPr>
-                <w:sz w:val="18"/>
-                <w:szCs w:val="18"/>
-              </w:rPr>
-              <w:t xml:space="preserve"/>
+              <w:t xml:space="preserve">12</w:t>
+            </w:r>
+          </w:p>
+        </w:tc>
+        <w:tc>
+          <w:p>
+            <w:r>
+              <w:rPr>
+                <w:sz w:val="18"/>
+                <w:szCs w:val="18"/>
+              </w:rPr>
+              <w:t xml:space="preserve">3</w:t>
             </w:r>
           </w:p>
         </w:tc>
@@ -3585,7 +3563,29 @@
                 <w:sz w:val="18"/>
                 <w:szCs w:val="18"/>
               </w:rPr>
-              <w:t xml:space="preserve">5(2m)</w:t>
+              <w:t xml:space="preserve">12</w:t>
+            </w:r>
+          </w:p>
+        </w:tc>
+        <w:tc>
+          <w:p>
+            <w:r>
+              <w:rPr>
+                <w:sz w:val="18"/>
+                <w:szCs w:val="18"/>
+              </w:rPr>
+              <w:t xml:space="preserve">0</w:t>
+            </w:r>
+          </w:p>
+        </w:tc>
+        <w:tc>
+          <w:p>
+            <w:r>
+              <w:rPr>
+                <w:sz w:val="18"/>
+                <w:szCs w:val="18"/>
+              </w:rPr>
+              <w:t xml:space="preserve"/>
             </w:r>
           </w:p>
         </w:tc>
@@ -3598,7 +3598,7 @@
                 <w:sz w:val="18"/>
                 <w:szCs w:val="18"/>
               </w:rPr>
-              <w:t xml:space="preserve">Sumaiya Nusrat Pushpo</w:t>
+              <w:t xml:space="preserve">Ismat Tasnia</w:t>
             </w:r>
           </w:p>
         </w:tc>
@@ -3620,62 +3620,62 @@
                 <w:sz w:val="18"/>
                 <w:szCs w:val="18"/>
               </w:rPr>
-              <w:t xml:space="preserve">23</w:t>
-            </w:r>
-          </w:p>
-        </w:tc>
-        <w:tc>
-          <w:p>
-            <w:r>
-              <w:rPr>
-                <w:sz w:val="18"/>
-                <w:szCs w:val="18"/>
-              </w:rPr>
-              <w:t xml:space="preserve">0</w:t>
-            </w:r>
-          </w:p>
-        </w:tc>
-        <w:tc>
-          <w:p>
-            <w:r>
-              <w:rPr>
-                <w:sz w:val="18"/>
-                <w:szCs w:val="18"/>
-              </w:rPr>
-              <w:t xml:space="preserve">0</w:t>
-            </w:r>
-          </w:p>
-        </w:tc>
-        <w:tc>
-          <w:p>
-            <w:r>
-              <w:rPr>
-                <w:sz w:val="18"/>
-                <w:szCs w:val="18"/>
-              </w:rPr>
-              <w:t xml:space="preserve"/>
-            </w:r>
-          </w:p>
-        </w:tc>
-        <w:tc>
-          <w:p>
-            <w:r>
-              <w:rPr>
-                <w:sz w:val="18"/>
-                <w:szCs w:val="18"/>
-              </w:rPr>
-              <w:t xml:space="preserve">0</w:t>
-            </w:r>
-          </w:p>
-        </w:tc>
-        <w:tc>
-          <w:p>
-            <w:r>
-              <w:rPr>
-                <w:sz w:val="18"/>
-                <w:szCs w:val="18"/>
-              </w:rPr>
-              <w:t xml:space="preserve"/>
+              <w:t xml:space="preserve">16</w:t>
+            </w:r>
+          </w:p>
+        </w:tc>
+        <w:tc>
+          <w:p>
+            <w:r>
+              <w:rPr>
+                <w:sz w:val="18"/>
+                <w:szCs w:val="18"/>
+              </w:rPr>
+              <w:t xml:space="preserve">0</w:t>
+            </w:r>
+          </w:p>
+        </w:tc>
+        <w:tc>
+          <w:p>
+            <w:r>
+              <w:rPr>
+                <w:sz w:val="18"/>
+                <w:szCs w:val="18"/>
+              </w:rPr>
+              <w:t xml:space="preserve">0</w:t>
+            </w:r>
+          </w:p>
+        </w:tc>
+        <w:tc>
+          <w:p>
+            <w:r>
+              <w:rPr>
+                <w:sz w:val="18"/>
+                <w:szCs w:val="18"/>
+              </w:rPr>
+              <w:t xml:space="preserve"/>
+            </w:r>
+          </w:p>
+        </w:tc>
+        <w:tc>
+          <w:p>
+            <w:r>
+              <w:rPr>
+                <w:sz w:val="18"/>
+                <w:szCs w:val="18"/>
+              </w:rPr>
+              <w:t xml:space="preserve">1</w:t>
+            </w:r>
+          </w:p>
+        </w:tc>
+        <w:tc>
+          <w:p>
+            <w:r>
+              <w:rPr>
+                <w:sz w:val="18"/>
+                <w:szCs w:val="18"/>
+              </w:rPr>
+              <w:t xml:space="preserve">3(1m)</w:t>
             </w:r>
           </w:p>
         </w:tc>
@@ -3688,7 +3688,7 @@
                 <w:sz w:val="18"/>
                 <w:szCs w:val="18"/>
               </w:rPr>
-              <w:t xml:space="preserve">Ismat Tasnia</w:t>
+              <w:t xml:space="preserve">Ayesha Siddika Ruba</w:t>
             </w:r>
           </w:p>
         </w:tc>
@@ -3710,7 +3710,7 @@
                 <w:sz w:val="18"/>
                 <w:szCs w:val="18"/>
               </w:rPr>
-              <w:t xml:space="preserve">23</w:t>
+              <w:t xml:space="preserve">15</w:t>
             </w:r>
           </w:p>
         </w:tc>
@@ -3778,7 +3778,7 @@
                 <w:sz w:val="18"/>
                 <w:szCs w:val="18"/>
               </w:rPr>
-              <w:t xml:space="preserve">Ayesha Siddika Ruba</w:t>
+              <w:t xml:space="preserve">Jannatur Rahman</w:t>
             </w:r>
           </w:p>
         </w:tc>
@@ -3800,62 +3800,62 @@
                 <w:sz w:val="18"/>
                 <w:szCs w:val="18"/>
               </w:rPr>
-              <w:t xml:space="preserve">21</w:t>
-            </w:r>
-          </w:p>
-        </w:tc>
-        <w:tc>
-          <w:p>
-            <w:r>
-              <w:rPr>
-                <w:sz w:val="18"/>
-                <w:szCs w:val="18"/>
-              </w:rPr>
-              <w:t xml:space="preserve">2</w:t>
-            </w:r>
-          </w:p>
-        </w:tc>
-        <w:tc>
-          <w:p>
-            <w:r>
-              <w:rPr>
-                <w:sz w:val="18"/>
-                <w:szCs w:val="18"/>
-              </w:rPr>
-              <w:t xml:space="preserve">0</w:t>
-            </w:r>
-          </w:p>
-        </w:tc>
-        <w:tc>
-          <w:p>
-            <w:r>
-              <w:rPr>
-                <w:sz w:val="18"/>
-                <w:szCs w:val="18"/>
-              </w:rPr>
-              <w:t xml:space="preserve"/>
-            </w:r>
-          </w:p>
-        </w:tc>
-        <w:tc>
-          <w:p>
-            <w:r>
-              <w:rPr>
-                <w:sz w:val="18"/>
-                <w:szCs w:val="18"/>
-              </w:rPr>
-              <w:t xml:space="preserve">2</w:t>
-            </w:r>
-          </w:p>
-        </w:tc>
-        <w:tc>
-          <w:p>
-            <w:r>
-              <w:rPr>
-                <w:sz w:val="18"/>
-                <w:szCs w:val="18"/>
-              </w:rPr>
-              <w:t xml:space="preserve">8(21m), 19(1m)</w:t>
+              <w:t xml:space="preserve">15</w:t>
+            </w:r>
+          </w:p>
+        </w:tc>
+        <w:tc>
+          <w:p>
+            <w:r>
+              <w:rPr>
+                <w:sz w:val="18"/>
+                <w:szCs w:val="18"/>
+              </w:rPr>
+              <w:t xml:space="preserve">0</w:t>
+            </w:r>
+          </w:p>
+        </w:tc>
+        <w:tc>
+          <w:p>
+            <w:r>
+              <w:rPr>
+                <w:sz w:val="18"/>
+                <w:szCs w:val="18"/>
+              </w:rPr>
+              <w:t xml:space="preserve">0</w:t>
+            </w:r>
+          </w:p>
+        </w:tc>
+        <w:tc>
+          <w:p>
+            <w:r>
+              <w:rPr>
+                <w:sz w:val="18"/>
+                <w:szCs w:val="18"/>
+              </w:rPr>
+              <w:t xml:space="preserve"/>
+            </w:r>
+          </w:p>
+        </w:tc>
+        <w:tc>
+          <w:p>
+            <w:r>
+              <w:rPr>
+                <w:sz w:val="18"/>
+                <w:szCs w:val="18"/>
+              </w:rPr>
+              <w:t xml:space="preserve">0</w:t>
+            </w:r>
+          </w:p>
+        </w:tc>
+        <w:tc>
+          <w:p>
+            <w:r>
+              <w:rPr>
+                <w:sz w:val="18"/>
+                <w:szCs w:val="18"/>
+              </w:rPr>
+              <w:t xml:space="preserve"/>
             </w:r>
           </w:p>
         </w:tc>
@@ -3868,7 +3868,7 @@
                 <w:sz w:val="18"/>
                 <w:szCs w:val="18"/>
               </w:rPr>
-              <w:t xml:space="preserve">Jannatur Rahman Eshita</w:t>
+              <w:t xml:space="preserve">Sultana Yasmin Geeti</w:t>
             </w:r>
           </w:p>
         </w:tc>
@@ -3890,40 +3890,18 @@
                 <w:sz w:val="18"/>
                 <w:szCs w:val="18"/>
               </w:rPr>
-              <w:t xml:space="preserve">2</w:t>
-            </w:r>
-          </w:p>
-        </w:tc>
-        <w:tc>
-          <w:p>
-            <w:r>
-              <w:rPr>
-                <w:sz w:val="18"/>
-                <w:szCs w:val="18"/>
-              </w:rPr>
-              <w:t xml:space="preserve">0</w:t>
-            </w:r>
-          </w:p>
-        </w:tc>
-        <w:tc>
-          <w:p>
-            <w:r>
-              <w:rPr>
-                <w:sz w:val="18"/>
-                <w:szCs w:val="18"/>
-              </w:rPr>
-              <w:t xml:space="preserve">21</w:t>
-            </w:r>
-          </w:p>
-        </w:tc>
-        <w:tc>
-          <w:p>
-            <w:r>
-              <w:rPr>
-                <w:sz w:val="18"/>
-                <w:szCs w:val="18"/>
-              </w:rPr>
-              <w:t xml:space="preserve">1, 2, 5, 6, 7, 8, 9, 12, 13, 15, 16, 18, 19, 20, 21, 22, 23, 25, 26, 27, 28</w:t>
+              <w:t xml:space="preserve">15</w:t>
+            </w:r>
+          </w:p>
+        </w:tc>
+        <w:tc>
+          <w:p>
+            <w:r>
+              <w:rPr>
+                <w:sz w:val="18"/>
+                <w:szCs w:val="18"/>
+              </w:rPr>
+              <w:t xml:space="preserve">0</w:t>
             </w:r>
           </w:p>
         </w:tc>
@@ -3945,7 +3923,29 @@
                 <w:sz w:val="18"/>
                 <w:szCs w:val="18"/>
               </w:rPr>
-              <w:t xml:space="preserve">29(42m)</w:t>
+              <w:t xml:space="preserve">12</w:t>
+            </w:r>
+          </w:p>
+        </w:tc>
+        <w:tc>
+          <w:p>
+            <w:r>
+              <w:rPr>
+                <w:sz w:val="18"/>
+                <w:szCs w:val="18"/>
+              </w:rPr>
+              <w:t xml:space="preserve">0</w:t>
+            </w:r>
+          </w:p>
+        </w:tc>
+        <w:tc>
+          <w:p>
+            <w:r>
+              <w:rPr>
+                <w:sz w:val="18"/>
+                <w:szCs w:val="18"/>
+              </w:rPr>
+              <w:t xml:space="preserve"/>
             </w:r>
           </w:p>
         </w:tc>
@@ -3958,7 +3958,7 @@
                 <w:sz w:val="18"/>
                 <w:szCs w:val="18"/>
               </w:rPr>
-              <w:t xml:space="preserve">Boro Nanny</w:t>
+              <w:t xml:space="preserve">Nusrat Jahan Ira</w:t>
             </w:r>
           </w:p>
         </w:tc>
@@ -3980,62 +3980,62 @@
                 <w:sz w:val="18"/>
                 <w:szCs w:val="18"/>
               </w:rPr>
-              <w:t xml:space="preserve">23</w:t>
-            </w:r>
-          </w:p>
-        </w:tc>
-        <w:tc>
-          <w:p>
-            <w:r>
-              <w:rPr>
-                <w:sz w:val="18"/>
-                <w:szCs w:val="18"/>
-              </w:rPr>
-              <w:t xml:space="preserve">0</w:t>
-            </w:r>
-          </w:p>
-        </w:tc>
-        <w:tc>
-          <w:p>
-            <w:r>
-              <w:rPr>
-                <w:sz w:val="18"/>
-                <w:szCs w:val="18"/>
-              </w:rPr>
-              <w:t xml:space="preserve">1</w:t>
-            </w:r>
-          </w:p>
-        </w:tc>
-        <w:tc>
-          <w:p>
-            <w:r>
-              <w:rPr>
-                <w:sz w:val="18"/>
-                <w:szCs w:val="18"/>
-              </w:rPr>
-              <w:t xml:space="preserve">25</w:t>
-            </w:r>
-          </w:p>
-        </w:tc>
-        <w:tc>
-          <w:p>
-            <w:r>
-              <w:rPr>
-                <w:sz w:val="18"/>
-                <w:szCs w:val="18"/>
-              </w:rPr>
-              <w:t xml:space="preserve">1</w:t>
-            </w:r>
-          </w:p>
-        </w:tc>
-        <w:tc>
-          <w:p>
-            <w:r>
-              <w:rPr>
-                <w:sz w:val="18"/>
-                <w:szCs w:val="18"/>
-              </w:rPr>
-              <w:t xml:space="preserve">23(220m)</w:t>
+              <w:t xml:space="preserve">0</w:t>
+            </w:r>
+          </w:p>
+        </w:tc>
+        <w:tc>
+          <w:p>
+            <w:r>
+              <w:rPr>
+                <w:sz w:val="18"/>
+                <w:szCs w:val="18"/>
+              </w:rPr>
+              <w:t xml:space="preserve">0</w:t>
+            </w:r>
+          </w:p>
+        </w:tc>
+        <w:tc>
+          <w:p>
+            <w:r>
+              <w:rPr>
+                <w:sz w:val="18"/>
+                <w:szCs w:val="18"/>
+              </w:rPr>
+              <w:t xml:space="preserve">15</w:t>
+            </w:r>
+          </w:p>
+        </w:tc>
+        <w:tc>
+          <w:p>
+            <w:r>
+              <w:rPr>
+                <w:sz w:val="18"/>
+                <w:szCs w:val="18"/>
+              </w:rPr>
+              <w:t xml:space="preserve">3, 4, 5, 6, 7, 10, 11, 12, 13, 14, 17, 18, 19, 20, 21</w:t>
+            </w:r>
+          </w:p>
+        </w:tc>
+        <w:tc>
+          <w:p>
+            <w:r>
+              <w:rPr>
+                <w:sz w:val="18"/>
+                <w:szCs w:val="18"/>
+              </w:rPr>
+              <w:t xml:space="preserve">0</w:t>
+            </w:r>
+          </w:p>
+        </w:tc>
+        <w:tc>
+          <w:p>
+            <w:r>
+              <w:rPr>
+                <w:sz w:val="18"/>
+                <w:szCs w:val="18"/>
+              </w:rPr>
+              <w:t xml:space="preserve"/>
             </w:r>
           </w:p>
         </w:tc>
@@ -4048,7 +4048,7 @@
                 <w:sz w:val="18"/>
                 <w:szCs w:val="18"/>
               </w:rPr>
-              <w:t xml:space="preserve">Rabia Rima Nanny</w:t>
+              <w:t xml:space="preserve">Ashik Bhuiyan</w:t>
             </w:r>
           </w:p>
         </w:tc>
@@ -4070,40 +4070,40 @@
                 <w:sz w:val="18"/>
                 <w:szCs w:val="18"/>
               </w:rPr>
-              <w:t xml:space="preserve">21</w:t>
-            </w:r>
-          </w:p>
-        </w:tc>
-        <w:tc>
-          <w:p>
-            <w:r>
-              <w:rPr>
-                <w:sz w:val="18"/>
-                <w:szCs w:val="18"/>
-              </w:rPr>
-              <w:t xml:space="preserve">0</w:t>
-            </w:r>
-          </w:p>
-        </w:tc>
-        <w:tc>
-          <w:p>
-            <w:r>
-              <w:rPr>
-                <w:sz w:val="18"/>
-                <w:szCs w:val="18"/>
-              </w:rPr>
-              <w:t xml:space="preserve">3</w:t>
-            </w:r>
-          </w:p>
-        </w:tc>
-        <w:tc>
-          <w:p>
-            <w:r>
-              <w:rPr>
-                <w:sz w:val="18"/>
-                <w:szCs w:val="18"/>
-              </w:rPr>
-              <w:t xml:space="preserve">19, 28, 29</w:t>
+              <w:t xml:space="preserve">0</w:t>
+            </w:r>
+          </w:p>
+        </w:tc>
+        <w:tc>
+          <w:p>
+            <w:r>
+              <w:rPr>
+                <w:sz w:val="18"/>
+                <w:szCs w:val="18"/>
+              </w:rPr>
+              <w:t xml:space="preserve">0</w:t>
+            </w:r>
+          </w:p>
+        </w:tc>
+        <w:tc>
+          <w:p>
+            <w:r>
+              <w:rPr>
+                <w:sz w:val="18"/>
+                <w:szCs w:val="18"/>
+              </w:rPr>
+              <w:t xml:space="preserve">15</w:t>
+            </w:r>
+          </w:p>
+        </w:tc>
+        <w:tc>
+          <w:p>
+            <w:r>
+              <w:rPr>
+                <w:sz w:val="18"/>
+                <w:szCs w:val="18"/>
+              </w:rPr>
+              <w:t xml:space="preserve">3, 4, 5, 6, 7, 10, 11, 12, 13, 14, 17, 18, 19, 20, 21</w:t>
             </w:r>
           </w:p>
         </w:tc>
@@ -4138,7 +4138,7 @@
                 <w:sz w:val="18"/>
                 <w:szCs w:val="18"/>
               </w:rPr>
-              <w:t xml:space="preserve">Moyna Nanny</w:t>
+              <w:t xml:space="preserve">Md Helal Uddin</w:t>
             </w:r>
           </w:p>
         </w:tc>
@@ -4160,62 +4160,62 @@
                 <w:sz w:val="18"/>
                 <w:szCs w:val="18"/>
               </w:rPr>
-              <w:t xml:space="preserve">22</w:t>
-            </w:r>
-          </w:p>
-        </w:tc>
-        <w:tc>
-          <w:p>
-            <w:r>
-              <w:rPr>
-                <w:sz w:val="18"/>
-                <w:szCs w:val="18"/>
-              </w:rPr>
-              <w:t xml:space="preserve">0</w:t>
-            </w:r>
-          </w:p>
-        </w:tc>
-        <w:tc>
-          <w:p>
-            <w:r>
-              <w:rPr>
-                <w:sz w:val="18"/>
-                <w:szCs w:val="18"/>
-              </w:rPr>
-              <w:t xml:space="preserve">2</w:t>
-            </w:r>
-          </w:p>
-        </w:tc>
-        <w:tc>
-          <w:p>
-            <w:r>
-              <w:rPr>
-                <w:sz w:val="18"/>
-                <w:szCs w:val="18"/>
-              </w:rPr>
-              <w:t xml:space="preserve">1, 15</w:t>
-            </w:r>
-          </w:p>
-        </w:tc>
-        <w:tc>
-          <w:p>
-            <w:r>
-              <w:rPr>
-                <w:sz w:val="18"/>
-                <w:szCs w:val="18"/>
-              </w:rPr>
-              <w:t xml:space="preserve">1</w:t>
-            </w:r>
-          </w:p>
-        </w:tc>
-        <w:tc>
-          <w:p>
-            <w:r>
-              <w:rPr>
-                <w:sz w:val="18"/>
-                <w:szCs w:val="18"/>
-              </w:rPr>
-              <w:t xml:space="preserve">7(441m)</w:t>
+              <w:t xml:space="preserve">0</w:t>
+            </w:r>
+          </w:p>
+        </w:tc>
+        <w:tc>
+          <w:p>
+            <w:r>
+              <w:rPr>
+                <w:sz w:val="18"/>
+                <w:szCs w:val="18"/>
+              </w:rPr>
+              <w:t xml:space="preserve">0</w:t>
+            </w:r>
+          </w:p>
+        </w:tc>
+        <w:tc>
+          <w:p>
+            <w:r>
+              <w:rPr>
+                <w:sz w:val="18"/>
+                <w:szCs w:val="18"/>
+              </w:rPr>
+              <w:t xml:space="preserve">15</w:t>
+            </w:r>
+          </w:p>
+        </w:tc>
+        <w:tc>
+          <w:p>
+            <w:r>
+              <w:rPr>
+                <w:sz w:val="18"/>
+                <w:szCs w:val="18"/>
+              </w:rPr>
+              <w:t xml:space="preserve">3, 4, 5, 6, 7, 10, 11, 12, 13, 14, 17, 18, 19, 20, 21</w:t>
+            </w:r>
+          </w:p>
+        </w:tc>
+        <w:tc>
+          <w:p>
+            <w:r>
+              <w:rPr>
+                <w:sz w:val="18"/>
+                <w:szCs w:val="18"/>
+              </w:rPr>
+              <w:t xml:space="preserve">0</w:t>
+            </w:r>
+          </w:p>
+        </w:tc>
+        <w:tc>
+          <w:p>
+            <w:r>
+              <w:rPr>
+                <w:sz w:val="18"/>
+                <w:szCs w:val="18"/>
+              </w:rPr>
+              <w:t xml:space="preserve"/>
             </w:r>
           </w:p>
         </w:tc>
@@ -4228,7 +4228,7 @@
                 <w:sz w:val="18"/>
                 <w:szCs w:val="18"/>
               </w:rPr>
-              <w:t xml:space="preserve">Rojina Nanny</w:t>
+              <w:t xml:space="preserve">Shahida</w:t>
             </w:r>
           </w:p>
         </w:tc>
@@ -4250,7 +4250,7 @@
                 <w:sz w:val="18"/>
                 <w:szCs w:val="18"/>
               </w:rPr>
-              <w:t xml:space="preserve">24</w:t>
+              <w:t xml:space="preserve">16</w:t>
             </w:r>
           </w:p>
         </w:tc>
@@ -4305,7 +4305,7 @@
                 <w:sz w:val="18"/>
                 <w:szCs w:val="18"/>
               </w:rPr>
-              <w:t xml:space="preserve">23(20m)</w:t>
+              <w:t xml:space="preserve">14(273m)</w:t>
             </w:r>
           </w:p>
         </w:tc>
@@ -4318,7 +4318,7 @@
                 <w:sz w:val="18"/>
                 <w:szCs w:val="18"/>
               </w:rPr>
-              <w:t xml:space="preserve">Sharmin Nanny</w:t>
+              <w:t xml:space="preserve">Rabeya Rima</w:t>
             </w:r>
           </w:p>
         </w:tc>
@@ -4340,7 +4340,7 @@
                 <w:sz w:val="18"/>
                 <w:szCs w:val="18"/>
               </w:rPr>
-              <w:t xml:space="preserve">23</w:t>
+              <w:t xml:space="preserve">16</w:t>
             </w:r>
           </w:p>
         </w:tc>
@@ -4408,7 +4408,7 @@
                 <w:sz w:val="18"/>
                 <w:szCs w:val="18"/>
               </w:rPr>
-              <w:t xml:space="preserve">Nargis Akter Nanny</w:t>
+              <w:t xml:space="preserve">Moyna</w:t>
             </w:r>
           </w:p>
         </w:tc>
@@ -4430,62 +4430,62 @@
                 <w:sz w:val="18"/>
                 <w:szCs w:val="18"/>
               </w:rPr>
-              <w:t xml:space="preserve">9</w:t>
-            </w:r>
-          </w:p>
-        </w:tc>
-        <w:tc>
-          <w:p>
-            <w:r>
-              <w:rPr>
-                <w:sz w:val="18"/>
-                <w:szCs w:val="18"/>
-              </w:rPr>
-              <w:t xml:space="preserve">0</w:t>
-            </w:r>
-          </w:p>
-        </w:tc>
-        <w:tc>
-          <w:p>
-            <w:r>
-              <w:rPr>
-                <w:sz w:val="18"/>
-                <w:szCs w:val="18"/>
-              </w:rPr>
-              <w:t xml:space="preserve">14</w:t>
-            </w:r>
-          </w:p>
-        </w:tc>
-        <w:tc>
-          <w:p>
-            <w:r>
-              <w:rPr>
-                <w:sz w:val="18"/>
-                <w:szCs w:val="18"/>
-              </w:rPr>
-              <w:t xml:space="preserve">1, 2, 5, 6, 7, 8, 9, 12, 13, 15, 16, 18, 19, 20</w:t>
-            </w:r>
-          </w:p>
-        </w:tc>
-        <w:tc>
-          <w:p>
-            <w:r>
-              <w:rPr>
-                <w:sz w:val="18"/>
-                <w:szCs w:val="18"/>
-              </w:rPr>
-              <w:t xml:space="preserve">1</w:t>
-            </w:r>
-          </w:p>
-        </w:tc>
-        <w:tc>
-          <w:p>
-            <w:r>
-              <w:rPr>
-                <w:sz w:val="18"/>
-                <w:szCs w:val="18"/>
-              </w:rPr>
-              <w:t xml:space="preserve">21(239m)</w:t>
+              <w:t xml:space="preserve">16</w:t>
+            </w:r>
+          </w:p>
+        </w:tc>
+        <w:tc>
+          <w:p>
+            <w:r>
+              <w:rPr>
+                <w:sz w:val="18"/>
+                <w:szCs w:val="18"/>
+              </w:rPr>
+              <w:t xml:space="preserve">0</w:t>
+            </w:r>
+          </w:p>
+        </w:tc>
+        <w:tc>
+          <w:p>
+            <w:r>
+              <w:rPr>
+                <w:sz w:val="18"/>
+                <w:szCs w:val="18"/>
+              </w:rPr>
+              <w:t xml:space="preserve">0</w:t>
+            </w:r>
+          </w:p>
+        </w:tc>
+        <w:tc>
+          <w:p>
+            <w:r>
+              <w:rPr>
+                <w:sz w:val="18"/>
+                <w:szCs w:val="18"/>
+              </w:rPr>
+              <w:t xml:space="preserve"/>
+            </w:r>
+          </w:p>
+        </w:tc>
+        <w:tc>
+          <w:p>
+            <w:r>
+              <w:rPr>
+                <w:sz w:val="18"/>
+                <w:szCs w:val="18"/>
+              </w:rPr>
+              <w:t xml:space="preserve">2</w:t>
+            </w:r>
+          </w:p>
+        </w:tc>
+        <w:tc>
+          <w:p>
+            <w:r>
+              <w:rPr>
+                <w:sz w:val="18"/>
+                <w:szCs w:val="18"/>
+              </w:rPr>
+              <w:t xml:space="preserve">6(33m), 12(229m)</w:t>
             </w:r>
           </w:p>
         </w:tc>
@@ -4498,7 +4498,7 @@
                 <w:sz w:val="18"/>
                 <w:szCs w:val="18"/>
               </w:rPr>
-              <w:t xml:space="preserve">Sultana Yasmin Geeti</w:t>
+              <w:t xml:space="preserve">Rohima</w:t>
             </w:r>
           </w:p>
         </w:tc>
@@ -4520,40 +4520,18 @@
                 <w:sz w:val="18"/>
                 <w:szCs w:val="18"/>
               </w:rPr>
-              <w:t xml:space="preserve">2</w:t>
-            </w:r>
-          </w:p>
-        </w:tc>
-        <w:tc>
-          <w:p>
-            <w:r>
-              <w:rPr>
-                <w:sz w:val="18"/>
-                <w:szCs w:val="18"/>
-              </w:rPr>
-              <w:t xml:space="preserve">0</w:t>
-            </w:r>
-          </w:p>
-        </w:tc>
-        <w:tc>
-          <w:p>
-            <w:r>
-              <w:rPr>
-                <w:sz w:val="18"/>
-                <w:szCs w:val="18"/>
-              </w:rPr>
-              <w:t xml:space="preserve">21</w:t>
-            </w:r>
-          </w:p>
-        </w:tc>
-        <w:tc>
-          <w:p>
-            <w:r>
-              <w:rPr>
-                <w:sz w:val="18"/>
-                <w:szCs w:val="18"/>
-              </w:rPr>
-              <w:t xml:space="preserve">1, 2, 5, 6, 7, 8, 9, 12, 13, 15, 16, 18, 19, 20, 21, 22, 23, 25, 26, 27, 28</w:t>
+              <w:t xml:space="preserve">15</w:t>
+            </w:r>
+          </w:p>
+        </w:tc>
+        <w:tc>
+          <w:p>
+            <w:r>
+              <w:rPr>
+                <w:sz w:val="18"/>
+                <w:szCs w:val="18"/>
+              </w:rPr>
+              <w:t xml:space="preserve">0</w:t>
             </w:r>
           </w:p>
         </w:tc>
@@ -4575,7 +4553,29 @@
                 <w:sz w:val="18"/>
                 <w:szCs w:val="18"/>
               </w:rPr>
-              <w:t xml:space="preserve">29(39m)</w:t>
+              <w:t xml:space="preserve">10</w:t>
+            </w:r>
+          </w:p>
+        </w:tc>
+        <w:tc>
+          <w:p>
+            <w:r>
+              <w:rPr>
+                <w:sz w:val="18"/>
+                <w:szCs w:val="18"/>
+              </w:rPr>
+              <w:t xml:space="preserve">0</w:t>
+            </w:r>
+          </w:p>
+        </w:tc>
+        <w:tc>
+          <w:p>
+            <w:r>
+              <w:rPr>
+                <w:sz w:val="18"/>
+                <w:szCs w:val="18"/>
+              </w:rPr>
+              <w:t xml:space="preserve"/>
             </w:r>
           </w:p>
         </w:tc>
@@ -4588,7 +4588,7 @@
                 <w:sz w:val="18"/>
                 <w:szCs w:val="18"/>
               </w:rPr>
-              <w:t xml:space="preserve">Shaila Parvin</w:t>
+              <w:t xml:space="preserve">Sharmin</w:t>
             </w:r>
           </w:p>
         </w:tc>
@@ -4610,62 +4610,152 @@
                 <w:sz w:val="18"/>
                 <w:szCs w:val="18"/>
               </w:rPr>
-              <w:t xml:space="preserve">1</w:t>
-            </w:r>
-          </w:p>
-        </w:tc>
-        <w:tc>
-          <w:p>
-            <w:r>
-              <w:rPr>
-                <w:sz w:val="18"/>
-                <w:szCs w:val="18"/>
-              </w:rPr>
-              <w:t xml:space="preserve">0</w:t>
-            </w:r>
-          </w:p>
-        </w:tc>
-        <w:tc>
-          <w:p>
-            <w:r>
-              <w:rPr>
-                <w:sz w:val="18"/>
-                <w:szCs w:val="18"/>
-              </w:rPr>
-              <w:t xml:space="preserve">22</w:t>
-            </w:r>
-          </w:p>
-        </w:tc>
-        <w:tc>
-          <w:p>
-            <w:r>
-              <w:rPr>
-                <w:sz w:val="18"/>
-                <w:szCs w:val="18"/>
-              </w:rPr>
-              <w:t xml:space="preserve">1, 2, 5, 6, 7, 8, 9, 12, 13, 15, 16, 18, 19, 20, 21, 22, 23, 25, 26, 27, 28, 30</w:t>
-            </w:r>
-          </w:p>
-        </w:tc>
-        <w:tc>
-          <w:p>
-            <w:r>
-              <w:rPr>
-                <w:sz w:val="18"/>
-                <w:szCs w:val="18"/>
-              </w:rPr>
-              <w:t xml:space="preserve">1</w:t>
-            </w:r>
-          </w:p>
-        </w:tc>
-        <w:tc>
-          <w:p>
-            <w:r>
-              <w:rPr>
-                <w:sz w:val="18"/>
-                <w:szCs w:val="18"/>
-              </w:rPr>
-              <w:t xml:space="preserve">29(13m)</w:t>
+              <w:t xml:space="preserve">13</w:t>
+            </w:r>
+          </w:p>
+        </w:tc>
+        <w:tc>
+          <w:p>
+            <w:r>
+              <w:rPr>
+                <w:sz w:val="18"/>
+                <w:szCs w:val="18"/>
+              </w:rPr>
+              <w:t xml:space="preserve">0</w:t>
+            </w:r>
+          </w:p>
+        </w:tc>
+        <w:tc>
+          <w:p>
+            <w:r>
+              <w:rPr>
+                <w:sz w:val="18"/>
+                <w:szCs w:val="18"/>
+              </w:rPr>
+              <w:t xml:space="preserve">3</w:t>
+            </w:r>
+          </w:p>
+        </w:tc>
+        <w:tc>
+          <w:p>
+            <w:r>
+              <w:rPr>
+                <w:sz w:val="18"/>
+                <w:szCs w:val="18"/>
+              </w:rPr>
+              <w:t xml:space="preserve">3, 13, 14</w:t>
+            </w:r>
+          </w:p>
+        </w:tc>
+        <w:tc>
+          <w:p>
+            <w:r>
+              <w:rPr>
+                <w:sz w:val="18"/>
+                <w:szCs w:val="18"/>
+              </w:rPr>
+              <w:t xml:space="preserve">0</w:t>
+            </w:r>
+          </w:p>
+        </w:tc>
+        <w:tc>
+          <w:p>
+            <w:r>
+              <w:rPr>
+                <w:sz w:val="18"/>
+                <w:szCs w:val="18"/>
+              </w:rPr>
+              <w:t xml:space="preserve"/>
+            </w:r>
+          </w:p>
+        </w:tc>
+      </w:tr>
+      <w:tr>
+        <w:tc>
+          <w:p>
+            <w:r>
+              <w:rPr>
+                <w:sz w:val="18"/>
+                <w:szCs w:val="18"/>
+              </w:rPr>
+              <w:t xml:space="preserve">Nargis Akter</w:t>
+            </w:r>
+          </w:p>
+        </w:tc>
+        <w:tc>
+          <w:p>
+            <w:r>
+              <w:rPr>
+                <w:sz w:val="18"/>
+                <w:szCs w:val="18"/>
+              </w:rPr>
+              <w:t xml:space="preserve">Teacher</w:t>
+            </w:r>
+          </w:p>
+        </w:tc>
+        <w:tc>
+          <w:p>
+            <w:r>
+              <w:rPr>
+                <w:sz w:val="18"/>
+                <w:szCs w:val="18"/>
+              </w:rPr>
+              <w:t xml:space="preserve">0</w:t>
+            </w:r>
+          </w:p>
+        </w:tc>
+        <w:tc>
+          <w:p>
+            <w:r>
+              <w:rPr>
+                <w:sz w:val="18"/>
+                <w:szCs w:val="18"/>
+              </w:rPr>
+              <w:t xml:space="preserve">0</w:t>
+            </w:r>
+          </w:p>
+        </w:tc>
+        <w:tc>
+          <w:p>
+            <w:r>
+              <w:rPr>
+                <w:sz w:val="18"/>
+                <w:szCs w:val="18"/>
+              </w:rPr>
+              <w:t xml:space="preserve">15</w:t>
+            </w:r>
+          </w:p>
+        </w:tc>
+        <w:tc>
+          <w:p>
+            <w:r>
+              <w:rPr>
+                <w:sz w:val="18"/>
+                <w:szCs w:val="18"/>
+              </w:rPr>
+              <w:t xml:space="preserve">3, 4, 5, 6, 7, 10, 11, 12, 13, 14, 17, 18, 19, 20, 21</w:t>
+            </w:r>
+          </w:p>
+        </w:tc>
+        <w:tc>
+          <w:p>
+            <w:r>
+              <w:rPr>
+                <w:sz w:val="18"/>
+                <w:szCs w:val="18"/>
+              </w:rPr>
+              <w:t xml:space="preserve">0</w:t>
+            </w:r>
+          </w:p>
+        </w:tc>
+        <w:tc>
+          <w:p>
+            <w:r>
+              <w:rPr>
+                <w:sz w:val="18"/>
+                <w:szCs w:val="18"/>
+              </w:rPr>
+              <w:t xml:space="preserve"/>
             </w:r>
           </w:p>
         </w:tc>
